--- a/docassemble/MLHDivorceAndCustody/data/templates/instructions_divorce_with_children.docx
+++ b/docassemble/MLHDivorceAndCustody/data/templates/instructions_divorce_with_children.docx
@@ -1068,114 +1068,21 @@
         <w:rPr>
           <w:color w:val="222222"/>
         </w:rPr>
-        <w:t xml:space="preserve">. Even in courts where it is available, you can only use it for some case types. The State Court Administrative Office keeps a </w:t>
-      </w:r>
-      <w:hyperlink r:id="rId17">
+        <w:t xml:space="preserve">. Even in courts where it is available, you can only use it for some case types. </w:t>
+      </w:r>
+      <w:r>
+        <w:rPr>
+          <w:color w:val="222222"/>
+        </w:rPr>
+        <w:t>Click this link to </w:t>
+      </w:r>
+      <w:hyperlink r:id="rId17" w:history="1">
         <w:r>
           <w:rPr>
             <w:color w:val="1155CC"/>
             <w:u w:val="single"/>
           </w:rPr>
-          <w:t>chart</w:t>
-        </w:r>
-        <w:r>
-          <w:rPr>
-            <w:color w:val="1155CC"/>
-            <w:u w:val="single"/>
-          </w:rPr>
-          <w:t> </w:t>
-        </w:r>
-        <w:r>
-          <w:rPr>
-            <w:color w:val="1155CC"/>
-            <w:u w:val="single"/>
-          </w:rPr>
-          <w:t>of</w:t>
-        </w:r>
-        <w:r>
-          <w:rPr>
-            <w:color w:val="1155CC"/>
-            <w:u w:val="single"/>
-          </w:rPr>
-          <w:t> </w:t>
-        </w:r>
-        <w:r>
-          <w:rPr>
-            <w:color w:val="1155CC"/>
-            <w:u w:val="single"/>
-          </w:rPr>
-          <w:t>courts</w:t>
-        </w:r>
-        <w:r>
-          <w:rPr>
-            <w:color w:val="1155CC"/>
-            <w:u w:val="single"/>
-          </w:rPr>
-          <w:t> </w:t>
-        </w:r>
-        <w:r>
-          <w:rPr>
-            <w:color w:val="1155CC"/>
-            <w:u w:val="single"/>
-          </w:rPr>
-          <w:t>that</w:t>
-        </w:r>
-        <w:r>
-          <w:rPr>
-            <w:color w:val="1155CC"/>
-            <w:u w:val="single"/>
-          </w:rPr>
-          <w:t> </w:t>
-        </w:r>
-        <w:r>
-          <w:rPr>
-            <w:color w:val="1155CC"/>
-            <w:u w:val="single"/>
-          </w:rPr>
-          <w:t>use</w:t>
-        </w:r>
-        <w:r>
-          <w:rPr>
-            <w:color w:val="1155CC"/>
-            <w:u w:val="single"/>
-          </w:rPr>
-          <w:t> </w:t>
-        </w:r>
-        <w:r>
-          <w:rPr>
-            <w:color w:val="1155CC"/>
-            <w:u w:val="single"/>
-          </w:rPr>
-          <w:t>e</w:t>
-        </w:r>
-        <w:r>
-          <w:rPr>
-            <w:color w:val="1155CC"/>
-            <w:u w:val="single"/>
-          </w:rPr>
-          <w:noBreakHyphen/>
-        </w:r>
-        <w:r>
-          <w:rPr>
-            <w:color w:val="1155CC"/>
-            <w:u w:val="single"/>
-          </w:rPr>
-          <w:t>filing</w:t>
-        </w:r>
-      </w:hyperlink>
-      <w:r>
-        <w:rPr>
-          <w:color w:val="222222"/>
-        </w:rPr>
-        <w:t xml:space="preserve">. To learn more, read </w:t>
-      </w:r>
-      <w:hyperlink r:id="rId18">
-        <w:r>
-          <w:rPr>
-            <w:color w:val="1155CC"/>
-            <w:u w:val="single"/>
-          </w:rPr>
-          <w:t>What Is E-Filing?</w:t>
+          <w:t>check if you can e-file</w:t>
         </w:r>
       </w:hyperlink>
       <w:r>
@@ -1318,7 +1225,7 @@
       <w:r>
         <w:t xml:space="preserve"> If you will be filing for divorce online using Wayne County's </w:t>
       </w:r>
-      <w:hyperlink r:id="rId19">
+      <w:hyperlink r:id="rId18">
         <w:r>
           <w:rPr>
             <w:color w:val="1155CC"/>
@@ -1330,7 +1237,7 @@
       <w:r>
         <w:t xml:space="preserve">, filing fees must be paid before you file. Pay the filing fees at </w:t>
       </w:r>
-      <w:hyperlink r:id="rId20">
+      <w:hyperlink r:id="rId19">
         <w:r>
           <w:rPr>
             <w:color w:val="1155CC"/>
@@ -1422,7 +1329,7 @@
       <w:r>
         <w:t xml:space="preserve"> </w:t>
       </w:r>
-      <w:hyperlink r:id="rId21">
+      <w:hyperlink r:id="rId20">
         <w:r>
           <w:rPr>
             <w:color w:val="1155CC"/>
@@ -1739,7 +1646,7 @@
         </w:rPr>
         <w:t xml:space="preserve">If you receive public assistance based on having low income, a completed Fee Waiver Request will print out with your other documents from the </w:t>
       </w:r>
-      <w:hyperlink r:id="rId22">
+      <w:hyperlink r:id="rId21">
         <w:r>
           <w:rPr>
             <w:color w:val="1155CC"/>
@@ -1754,7 +1661,7 @@
         </w:rPr>
         <w:t xml:space="preserve"> tool. Otherwise, you can use the </w:t>
       </w:r>
-      <w:hyperlink r:id="rId23">
+      <w:hyperlink r:id="rId22">
         <w:r>
           <w:rPr>
             <w:color w:val="1155CC"/>
@@ -1881,7 +1788,7 @@
         </w:rPr>
         <w:t xml:space="preserve">You can file the Fee Waiver Request online through Wayne County's Domestic Case Filings System. For more information, read </w:t>
       </w:r>
-      <w:hyperlink r:id="rId24">
+      <w:hyperlink r:id="rId23">
         <w:r>
           <w:rPr>
             <w:color w:val="1155CC"/>
@@ -1911,7 +1818,7 @@
         <w:lastRenderedPageBreak/>
         <w:t xml:space="preserve">IF YOUR FEE WAIVER REQUEST IS DENIED: You have 14 days from the issue date to pay the filing fees or request a review. To request a review, fill out a </w:t>
       </w:r>
-      <w:hyperlink r:id="rId25">
+      <w:hyperlink r:id="rId24">
         <w:r>
           <w:rPr>
             <w:color w:val="1155CC"/>
@@ -1962,7 +1869,7 @@
         </w:rPr>
         <w:t xml:space="preserve">To learn more, read </w:t>
       </w:r>
-      <w:hyperlink r:id="rId26">
+      <w:hyperlink r:id="rId25">
         <w:r>
           <w:rPr>
             <w:color w:val="1155CC"/>
@@ -2513,6 +2420,1381 @@
           <w:color w:val="222222"/>
         </w:rPr>
         <w:t xml:space="preserve">If you will be filing for divorce online using Wayne County's </w:t>
+      </w:r>
+      <w:hyperlink r:id="rId26">
+        <w:r>
+          <w:rPr>
+            <w:color w:val="1155CC"/>
+            <w:u w:val="single"/>
+          </w:rPr>
+          <w:t>Domestic Case Filings System</w:t>
+        </w:r>
+      </w:hyperlink>
+      <w:r>
+        <w:rPr>
+          <w:color w:val="222222"/>
+        </w:rPr>
+        <w:t xml:space="preserve">, you will only need </w:t>
+      </w:r>
+      <w:r>
+        <w:rPr>
+          <w:b/>
+          <w:color w:val="222222"/>
+        </w:rPr>
+        <w:t>2 copies</w:t>
+      </w:r>
+      <w:r>
+        <w:rPr>
+          <w:color w:val="222222"/>
+        </w:rPr>
+        <w:t xml:space="preserve"> of the documents listed above. You will not need Friend of the Court copies because the System will send the Friend of the Court the copies it needs.</w:t>
+      </w:r>
+    </w:p>
+    <w:p>
+      <w:pPr>
+        <w:spacing w:before="180" w:after="180"/>
+        <w:rPr>
+          <w:color w:val="222222"/>
+        </w:rPr>
+      </w:pPr>
+      <w:r>
+        <w:rPr>
+          <w:color w:val="222222"/>
+        </w:rPr>
+        <w:t xml:space="preserve">{%p </w:t>
+      </w:r>
+      <w:proofErr w:type="gramStart"/>
+      <w:r>
+        <w:rPr>
+          <w:color w:val="222222"/>
+        </w:rPr>
+        <w:t xml:space="preserve">else </w:t>
+      </w:r>
+      <w:r>
+        <w:rPr>
+          <w:color w:val="222222"/>
+        </w:rPr>
+        <w:t>%}</w:t>
+      </w:r>
+      <w:proofErr w:type="gramEnd"/>
+    </w:p>
+    <w:p>
+      <w:pPr>
+        <w:spacing w:before="180" w:after="180"/>
+        <w:rPr>
+          <w:color w:val="222222"/>
+        </w:rPr>
+      </w:pPr>
+      <w:r>
+        <w:rPr>
+          <w:color w:val="222222"/>
+        </w:rPr>
+        <w:t xml:space="preserve">{%p if </w:t>
+      </w:r>
+      <w:proofErr w:type="spellStart"/>
+      <w:r>
+        <w:rPr>
+          <w:color w:val="222222"/>
+        </w:rPr>
+        <w:t>county_choice</w:t>
+      </w:r>
+      <w:proofErr w:type="spellEnd"/>
+      <w:r>
+        <w:rPr>
+          <w:color w:val="222222"/>
+        </w:rPr>
+        <w:t xml:space="preserve"> == “Oscoda” %}</w:t>
+      </w:r>
+    </w:p>
+    <w:p>
+      <w:pPr>
+        <w:spacing w:before="180" w:after="180"/>
+        <w:rPr>
+          <w:color w:val="222222"/>
+        </w:rPr>
+      </w:pPr>
+      <w:r>
+        <w:rPr>
+          <w:color w:val="222222"/>
+        </w:rPr>
+        <w:lastRenderedPageBreak/>
+        <w:t>After you sign your documents, make copies as follows: (In some counties the court clerk’s office will make the copies for you. You can call the clerk’s office ahead of time to ask whether you need to make your own copies.)</w:t>
+      </w:r>
+    </w:p>
+    <w:p>
+      <w:pPr>
+        <w:spacing w:before="180" w:after="180"/>
+        <w:rPr>
+          <w:color w:val="222222"/>
+        </w:rPr>
+      </w:pPr>
+      <w:r>
+        <w:rPr>
+          <w:color w:val="222222"/>
+        </w:rPr>
+        <w:t xml:space="preserve">{%p </w:t>
+      </w:r>
+      <w:proofErr w:type="gramStart"/>
+      <w:r>
+        <w:rPr>
+          <w:color w:val="222222"/>
+        </w:rPr>
+        <w:t>else %}</w:t>
+      </w:r>
+      <w:proofErr w:type="gramEnd"/>
+    </w:p>
+    <w:p>
+      <w:pPr>
+        <w:pStyle w:val="ListParagraph"/>
+        <w:numPr>
+          <w:ilvl w:val="0"/>
+          <w:numId w:val="18"/>
+        </w:numPr>
+        <w:spacing w:before="180" w:after="180"/>
+        <w:rPr>
+          <w:color w:val="222222"/>
+        </w:rPr>
+      </w:pPr>
+      <w:r>
+        <w:rPr>
+          <w:b/>
+          <w:bCs/>
+          <w:color w:val="222222"/>
+        </w:rPr>
+        <w:t>Find out if you need Friend of the Court copies.</w:t>
+      </w:r>
+      <w:r>
+        <w:rPr>
+          <w:color w:val="222222"/>
+        </w:rPr>
+        <w:t xml:space="preserve"> If electronic filing is not an option for your case, contact the clerk’s office to find out if you need to provide extra copies of the documents you file to the Friend of the Court (FOC). Some but not all courts require FOC copies. If your court wants FOC copies, ask how they want you to provide them. Some courts may want you to label the copies “Friend of the Court” and file them along with your other documents in the clerk’s office. Other courts may require you to mail or deliver the copies to the FOC office. </w:t>
+      </w:r>
+    </w:p>
+    <w:p>
+      <w:pPr>
+        <w:pStyle w:val="ListParagraph"/>
+        <w:numPr>
+          <w:ilvl w:val="0"/>
+          <w:numId w:val="18"/>
+        </w:numPr>
+        <w:spacing w:before="180" w:after="180"/>
+        <w:rPr>
+          <w:color w:val="222222"/>
+        </w:rPr>
+      </w:pPr>
+      <w:r>
+        <w:rPr>
+          <w:color w:val="222222"/>
+        </w:rPr>
+        <w:t xml:space="preserve">If you will be filing in person at the court, make the following copies. </w:t>
+      </w:r>
+      <w:r>
+        <w:rPr>
+          <w:bCs/>
+          <w:color w:val="222222"/>
+        </w:rPr>
+        <w:t xml:space="preserve">If your court requires FOC copies, make one </w:t>
+      </w:r>
+      <w:r>
+        <w:rPr>
+          <w:b/>
+          <w:color w:val="222222"/>
+        </w:rPr>
+        <w:t>extra copy</w:t>
+      </w:r>
+      <w:r>
+        <w:rPr>
+          <w:bCs/>
+          <w:color w:val="222222"/>
+        </w:rPr>
+        <w:t xml:space="preserve"> of each document.</w:t>
+      </w:r>
+    </w:p>
+    <w:p>
+      <w:pPr>
+        <w:spacing w:before="180" w:after="180"/>
+        <w:rPr>
+          <w:color w:val="222222"/>
+        </w:rPr>
+      </w:pPr>
+      <w:r>
+        <w:rPr>
+          <w:color w:val="222222"/>
+        </w:rPr>
+        <w:t xml:space="preserve">{%p </w:t>
+      </w:r>
+      <w:proofErr w:type="gramStart"/>
+      <w:r>
+        <w:rPr>
+          <w:color w:val="222222"/>
+        </w:rPr>
+        <w:t>endif %}</w:t>
+      </w:r>
+      <w:proofErr w:type="gramEnd"/>
+    </w:p>
+    <w:p>
+      <w:pPr>
+        <w:numPr>
+          <w:ilvl w:val="0"/>
+          <w:numId w:val="4"/>
+        </w:numPr>
+        <w:spacing w:before="180" w:after="0"/>
+      </w:pPr>
+      <w:r>
+        <w:rPr>
+          <w:color w:val="222222"/>
+        </w:rPr>
+        <w:t xml:space="preserve">Fee Waiver Request (if needed) – </w:t>
+      </w:r>
+      <w:r>
+        <w:rPr>
+          <w:color w:val="222222"/>
+        </w:rPr>
+        <w:t xml:space="preserve">{% if </w:t>
+      </w:r>
+      <w:proofErr w:type="spellStart"/>
+      <w:r>
+        <w:rPr>
+          <w:color w:val="222222"/>
+        </w:rPr>
+        <w:t>county_choice</w:t>
+      </w:r>
+      <w:proofErr w:type="spellEnd"/>
+      <w:r>
+        <w:rPr>
+          <w:color w:val="222222"/>
+        </w:rPr>
+        <w:t xml:space="preserve"> == “Oscoda” %}</w:t>
+      </w:r>
+      <w:r>
+        <w:rPr>
+          <w:b/>
+          <w:bCs/>
+          <w:color w:val="222222"/>
+        </w:rPr>
+        <w:t>3</w:t>
+      </w:r>
+      <w:r>
+        <w:rPr>
+          <w:b/>
+          <w:bCs/>
+          <w:color w:val="222222"/>
+        </w:rPr>
+        <w:t xml:space="preserve"> </w:t>
+      </w:r>
+      <w:proofErr w:type="gramStart"/>
+      <w:r>
+        <w:rPr>
+          <w:b/>
+          <w:bCs/>
+          <w:color w:val="222222"/>
+        </w:rPr>
+        <w:t>copies</w:t>
+      </w:r>
+      <w:r>
+        <w:rPr>
+          <w:color w:val="222222"/>
+        </w:rPr>
+        <w:t>{</w:t>
+      </w:r>
+      <w:proofErr w:type="gramEnd"/>
+      <w:r>
+        <w:rPr>
+          <w:color w:val="222222"/>
+        </w:rPr>
+        <w:t>% else %}</w:t>
+      </w:r>
+      <w:r>
+        <w:rPr>
+          <w:b/>
+          <w:bCs/>
+          <w:color w:val="222222"/>
+        </w:rPr>
+        <w:t xml:space="preserve">2 </w:t>
+      </w:r>
+      <w:proofErr w:type="gramStart"/>
+      <w:r>
+        <w:rPr>
+          <w:b/>
+          <w:bCs/>
+          <w:color w:val="222222"/>
+        </w:rPr>
+        <w:t>copies</w:t>
+      </w:r>
+      <w:r>
+        <w:rPr>
+          <w:color w:val="222222"/>
+        </w:rPr>
+        <w:t>{</w:t>
+      </w:r>
+      <w:proofErr w:type="gramEnd"/>
+      <w:r>
+        <w:rPr>
+          <w:color w:val="222222"/>
+        </w:rPr>
+        <w:t>% endif %}</w:t>
+      </w:r>
+    </w:p>
+    <w:p>
+      <w:pPr>
+        <w:numPr>
+          <w:ilvl w:val="0"/>
+          <w:numId w:val="4"/>
+        </w:numPr>
+        <w:spacing w:after="0"/>
+      </w:pPr>
+      <w:r>
+        <w:rPr>
+          <w:color w:val="222222"/>
+        </w:rPr>
+        <w:t xml:space="preserve">Summons – </w:t>
+      </w:r>
+      <w:r>
+        <w:rPr>
+          <w:color w:val="222222"/>
+        </w:rPr>
+        <w:t xml:space="preserve">{% if </w:t>
+      </w:r>
+      <w:proofErr w:type="spellStart"/>
+      <w:r>
+        <w:rPr>
+          <w:color w:val="222222"/>
+        </w:rPr>
+        <w:t>county_choice</w:t>
+      </w:r>
+      <w:proofErr w:type="spellEnd"/>
+      <w:r>
+        <w:rPr>
+          <w:color w:val="222222"/>
+        </w:rPr>
+        <w:t xml:space="preserve"> == “Oscoda” %}</w:t>
+      </w:r>
+      <w:r>
+        <w:rPr>
+          <w:b/>
+          <w:color w:val="222222"/>
+        </w:rPr>
+        <w:t>4</w:t>
+      </w:r>
+      <w:r>
+        <w:rPr>
+          <w:b/>
+          <w:color w:val="222222"/>
+        </w:rPr>
+        <w:t xml:space="preserve"> </w:t>
+      </w:r>
+      <w:proofErr w:type="gramStart"/>
+      <w:r>
+        <w:rPr>
+          <w:b/>
+          <w:color w:val="222222"/>
+        </w:rPr>
+        <w:t>copies</w:t>
+      </w:r>
+      <w:r>
+        <w:rPr>
+          <w:color w:val="222222"/>
+        </w:rPr>
+        <w:t>{</w:t>
+      </w:r>
+      <w:proofErr w:type="gramEnd"/>
+      <w:r>
+        <w:rPr>
+          <w:color w:val="222222"/>
+        </w:rPr>
+        <w:t>% else %}</w:t>
+      </w:r>
+      <w:r>
+        <w:rPr>
+          <w:b/>
+          <w:bCs/>
+          <w:color w:val="222222"/>
+        </w:rPr>
+        <w:t>2</w:t>
+      </w:r>
+      <w:r>
+        <w:rPr>
+          <w:b/>
+          <w:color w:val="222222"/>
+        </w:rPr>
+        <w:t xml:space="preserve"> </w:t>
+      </w:r>
+      <w:proofErr w:type="gramStart"/>
+      <w:r>
+        <w:rPr>
+          <w:b/>
+          <w:color w:val="222222"/>
+        </w:rPr>
+        <w:t>copies</w:t>
+      </w:r>
+      <w:r>
+        <w:rPr>
+          <w:color w:val="222222"/>
+        </w:rPr>
+        <w:t>{</w:t>
+      </w:r>
+      <w:proofErr w:type="gramEnd"/>
+      <w:r>
+        <w:rPr>
+          <w:color w:val="222222"/>
+        </w:rPr>
+        <w:t>% endif %}</w:t>
+      </w:r>
+      <w:r>
+        <w:rPr>
+          <w:color w:val="222222"/>
+        </w:rPr>
+        <w:t xml:space="preserve"> </w:t>
+      </w:r>
+      <w:r>
+        <w:rPr>
+          <w:color w:val="222222"/>
+        </w:rPr>
+        <w:t xml:space="preserve">(Keep the second page to use as a </w:t>
+      </w:r>
+      <w:r>
+        <w:rPr>
+          <w:color w:val="222222"/>
+        </w:rPr>
+        <w:t>Proof of Service</w:t>
+      </w:r>
+      <w:r>
+        <w:rPr>
+          <w:color w:val="222222"/>
+        </w:rPr>
+        <w:t>)</w:t>
+      </w:r>
+    </w:p>
+    <w:p>
+      <w:pPr>
+        <w:numPr>
+          <w:ilvl w:val="0"/>
+          <w:numId w:val="4"/>
+        </w:numPr>
+        <w:spacing w:after="0"/>
+      </w:pPr>
+      <w:r>
+        <w:rPr>
+          <w:color w:val="222222"/>
+        </w:rPr>
+        <w:t xml:space="preserve">Complaint for Divorce with Children – </w:t>
+      </w:r>
+      <w:r>
+        <w:rPr>
+          <w:color w:val="222222"/>
+        </w:rPr>
+        <w:t xml:space="preserve">{% if </w:t>
+      </w:r>
+      <w:proofErr w:type="spellStart"/>
+      <w:r>
+        <w:rPr>
+          <w:color w:val="222222"/>
+        </w:rPr>
+        <w:t>county_choice</w:t>
+      </w:r>
+      <w:proofErr w:type="spellEnd"/>
+      <w:r>
+        <w:rPr>
+          <w:color w:val="222222"/>
+        </w:rPr>
+        <w:t xml:space="preserve"> == “Oscoda” %}</w:t>
+      </w:r>
+      <w:r>
+        <w:rPr>
+          <w:b/>
+          <w:bCs/>
+          <w:color w:val="222222"/>
+        </w:rPr>
+        <w:t xml:space="preserve">3 </w:t>
+      </w:r>
+      <w:proofErr w:type="gramStart"/>
+      <w:r>
+        <w:rPr>
+          <w:b/>
+          <w:bCs/>
+          <w:color w:val="222222"/>
+        </w:rPr>
+        <w:t>copies</w:t>
+      </w:r>
+      <w:r>
+        <w:rPr>
+          <w:color w:val="222222"/>
+        </w:rPr>
+        <w:t>{</w:t>
+      </w:r>
+      <w:proofErr w:type="gramEnd"/>
+      <w:r>
+        <w:rPr>
+          <w:color w:val="222222"/>
+        </w:rPr>
+        <w:t>% else %}</w:t>
+      </w:r>
+      <w:r>
+        <w:rPr>
+          <w:b/>
+          <w:bCs/>
+          <w:color w:val="222222"/>
+        </w:rPr>
+        <w:t xml:space="preserve">2 </w:t>
+      </w:r>
+      <w:proofErr w:type="gramStart"/>
+      <w:r>
+        <w:rPr>
+          <w:b/>
+          <w:bCs/>
+          <w:color w:val="222222"/>
+        </w:rPr>
+        <w:t>copies</w:t>
+      </w:r>
+      <w:r>
+        <w:rPr>
+          <w:color w:val="222222"/>
+        </w:rPr>
+        <w:t>{</w:t>
+      </w:r>
+      <w:proofErr w:type="gramEnd"/>
+      <w:r>
+        <w:rPr>
+          <w:color w:val="222222"/>
+        </w:rPr>
+        <w:t>% endif %}</w:t>
+      </w:r>
+    </w:p>
+    <w:p>
+      <w:pPr>
+        <w:numPr>
+          <w:ilvl w:val="0"/>
+          <w:numId w:val="4"/>
+        </w:numPr>
+        <w:spacing w:after="0"/>
+      </w:pPr>
+      <w:r>
+        <w:rPr>
+          <w:color w:val="222222"/>
+        </w:rPr>
+        <w:t xml:space="preserve">Uniform Child Custody Jurisdiction Enforcement Act Affidavit – </w:t>
+      </w:r>
+      <w:r>
+        <w:rPr>
+          <w:color w:val="222222"/>
+        </w:rPr>
+        <w:t xml:space="preserve">{% if </w:t>
+      </w:r>
+      <w:proofErr w:type="spellStart"/>
+      <w:r>
+        <w:rPr>
+          <w:color w:val="222222"/>
+        </w:rPr>
+        <w:t>county_choice</w:t>
+      </w:r>
+      <w:proofErr w:type="spellEnd"/>
+      <w:r>
+        <w:rPr>
+          <w:color w:val="222222"/>
+        </w:rPr>
+        <w:t xml:space="preserve"> == “Oscoda” %}</w:t>
+      </w:r>
+      <w:r>
+        <w:rPr>
+          <w:b/>
+          <w:bCs/>
+          <w:color w:val="222222"/>
+        </w:rPr>
+        <w:t xml:space="preserve">3 </w:t>
+      </w:r>
+      <w:proofErr w:type="gramStart"/>
+      <w:r>
+        <w:rPr>
+          <w:b/>
+          <w:bCs/>
+          <w:color w:val="222222"/>
+        </w:rPr>
+        <w:t>copies</w:t>
+      </w:r>
+      <w:r>
+        <w:rPr>
+          <w:color w:val="222222"/>
+        </w:rPr>
+        <w:t>{</w:t>
+      </w:r>
+      <w:proofErr w:type="gramEnd"/>
+      <w:r>
+        <w:rPr>
+          <w:color w:val="222222"/>
+        </w:rPr>
+        <w:t>% else %}</w:t>
+      </w:r>
+      <w:r>
+        <w:rPr>
+          <w:b/>
+          <w:bCs/>
+          <w:color w:val="222222"/>
+        </w:rPr>
+        <w:t xml:space="preserve">2 </w:t>
+      </w:r>
+      <w:proofErr w:type="gramStart"/>
+      <w:r>
+        <w:rPr>
+          <w:b/>
+          <w:bCs/>
+          <w:color w:val="222222"/>
+        </w:rPr>
+        <w:t>copies</w:t>
+      </w:r>
+      <w:r>
+        <w:rPr>
+          <w:color w:val="222222"/>
+        </w:rPr>
+        <w:t>{</w:t>
+      </w:r>
+      <w:proofErr w:type="gramEnd"/>
+      <w:r>
+        <w:rPr>
+          <w:color w:val="222222"/>
+        </w:rPr>
+        <w:t>% endif %}</w:t>
+      </w:r>
+    </w:p>
+    <w:p>
+      <w:pPr>
+        <w:numPr>
+          <w:ilvl w:val="0"/>
+          <w:numId w:val="4"/>
+        </w:numPr>
+        <w:spacing w:after="0"/>
+      </w:pPr>
+      <w:r>
+        <w:rPr>
+          <w:color w:val="222222"/>
+        </w:rPr>
+        <w:t xml:space="preserve">Verified Statement – </w:t>
+      </w:r>
+      <w:r>
+        <w:rPr>
+          <w:color w:val="222222"/>
+        </w:rPr>
+        <w:t xml:space="preserve">{% if </w:t>
+      </w:r>
+      <w:proofErr w:type="spellStart"/>
+      <w:r>
+        <w:rPr>
+          <w:color w:val="222222"/>
+        </w:rPr>
+        <w:t>county_choice</w:t>
+      </w:r>
+      <w:proofErr w:type="spellEnd"/>
+      <w:r>
+        <w:rPr>
+          <w:color w:val="222222"/>
+        </w:rPr>
+        <w:t xml:space="preserve"> == “Oscoda” %}</w:t>
+      </w:r>
+      <w:r>
+        <w:rPr>
+          <w:b/>
+          <w:bCs/>
+          <w:color w:val="222222"/>
+        </w:rPr>
+        <w:t xml:space="preserve">3 </w:t>
+      </w:r>
+      <w:proofErr w:type="gramStart"/>
+      <w:r>
+        <w:rPr>
+          <w:b/>
+          <w:bCs/>
+          <w:color w:val="222222"/>
+        </w:rPr>
+        <w:t>copies</w:t>
+      </w:r>
+      <w:r>
+        <w:rPr>
+          <w:color w:val="222222"/>
+        </w:rPr>
+        <w:t>{</w:t>
+      </w:r>
+      <w:proofErr w:type="gramEnd"/>
+      <w:r>
+        <w:rPr>
+          <w:color w:val="222222"/>
+        </w:rPr>
+        <w:t>% else %}</w:t>
+      </w:r>
+      <w:r>
+        <w:rPr>
+          <w:b/>
+          <w:bCs/>
+          <w:color w:val="222222"/>
+        </w:rPr>
+        <w:t xml:space="preserve">2 </w:t>
+      </w:r>
+      <w:proofErr w:type="gramStart"/>
+      <w:r>
+        <w:rPr>
+          <w:b/>
+          <w:bCs/>
+          <w:color w:val="222222"/>
+        </w:rPr>
+        <w:t>copies</w:t>
+      </w:r>
+      <w:r>
+        <w:rPr>
+          <w:color w:val="222222"/>
+        </w:rPr>
+        <w:t>{</w:t>
+      </w:r>
+      <w:proofErr w:type="gramEnd"/>
+      <w:r>
+        <w:rPr>
+          <w:color w:val="222222"/>
+        </w:rPr>
+        <w:t>% endif %}</w:t>
+      </w:r>
+    </w:p>
+    <w:p>
+      <w:pPr>
+        <w:numPr>
+          <w:ilvl w:val="0"/>
+          <w:numId w:val="4"/>
+        </w:numPr>
+        <w:spacing w:after="180"/>
+      </w:pPr>
+      <w:r>
+        <w:rPr>
+          <w:color w:val="222222"/>
+        </w:rPr>
+        <w:t xml:space="preserve">Application for IV-D Child Support Services (form DHS-1201D) – </w:t>
+      </w:r>
+      <w:r>
+        <w:rPr>
+          <w:color w:val="222222"/>
+        </w:rPr>
+        <w:t xml:space="preserve">{% if </w:t>
+      </w:r>
+      <w:proofErr w:type="spellStart"/>
+      <w:r>
+        <w:rPr>
+          <w:color w:val="222222"/>
+        </w:rPr>
+        <w:t>county_choice</w:t>
+      </w:r>
+      <w:proofErr w:type="spellEnd"/>
+      <w:r>
+        <w:rPr>
+          <w:color w:val="222222"/>
+        </w:rPr>
+        <w:t xml:space="preserve"> == “Oscoda” %}</w:t>
+      </w:r>
+      <w:r>
+        <w:rPr>
+          <w:b/>
+          <w:bCs/>
+          <w:color w:val="222222"/>
+        </w:rPr>
+        <w:t xml:space="preserve">3 </w:t>
+      </w:r>
+      <w:proofErr w:type="gramStart"/>
+      <w:r>
+        <w:rPr>
+          <w:b/>
+          <w:bCs/>
+          <w:color w:val="222222"/>
+        </w:rPr>
+        <w:t>copies</w:t>
+      </w:r>
+      <w:r>
+        <w:rPr>
+          <w:color w:val="222222"/>
+        </w:rPr>
+        <w:t>{</w:t>
+      </w:r>
+      <w:proofErr w:type="gramEnd"/>
+      <w:r>
+        <w:rPr>
+          <w:color w:val="222222"/>
+        </w:rPr>
+        <w:t>% else %}</w:t>
+      </w:r>
+      <w:r>
+        <w:rPr>
+          <w:b/>
+          <w:bCs/>
+          <w:color w:val="222222"/>
+        </w:rPr>
+        <w:t xml:space="preserve">2 </w:t>
+      </w:r>
+      <w:proofErr w:type="gramStart"/>
+      <w:r>
+        <w:rPr>
+          <w:b/>
+          <w:bCs/>
+          <w:color w:val="222222"/>
+        </w:rPr>
+        <w:t>copies</w:t>
+      </w:r>
+      <w:r>
+        <w:rPr>
+          <w:color w:val="222222"/>
+        </w:rPr>
+        <w:t>{</w:t>
+      </w:r>
+      <w:proofErr w:type="gramEnd"/>
+      <w:r>
+        <w:rPr>
+          <w:color w:val="222222"/>
+        </w:rPr>
+        <w:t>% endif %}</w:t>
+      </w:r>
+    </w:p>
+    <w:p>
+      <w:pPr>
+        <w:spacing w:before="180" w:after="180"/>
+        <w:rPr>
+          <w:color w:val="222222"/>
+        </w:rPr>
+      </w:pPr>
+      <w:r>
+        <w:rPr>
+          <w:color w:val="222222"/>
+        </w:rPr>
+        <w:t xml:space="preserve">{%p if </w:t>
+      </w:r>
+      <w:proofErr w:type="spellStart"/>
+      <w:r>
+        <w:rPr>
+          <w:color w:val="222222"/>
+        </w:rPr>
+        <w:t>county_</w:t>
+      </w:r>
+      <w:proofErr w:type="gramStart"/>
+      <w:r>
+        <w:rPr>
+          <w:color w:val="222222"/>
+        </w:rPr>
+        <w:t>choice</w:t>
+      </w:r>
+      <w:proofErr w:type="spellEnd"/>
+      <w:r>
+        <w:rPr>
+          <w:color w:val="222222"/>
+        </w:rPr>
+        <w:t xml:space="preserve"> !</w:t>
+      </w:r>
+      <w:proofErr w:type="gramEnd"/>
+      <w:r>
+        <w:rPr>
+          <w:color w:val="222222"/>
+        </w:rPr>
+        <w:t>= “Oscoda” %}</w:t>
+      </w:r>
+    </w:p>
+    <w:p>
+      <w:pPr>
+        <w:spacing w:before="180" w:after="180"/>
+        <w:rPr>
+          <w:b/>
+          <w:color w:val="222222"/>
+        </w:rPr>
+      </w:pPr>
+      <w:r>
+        <w:rPr>
+          <w:b/>
+          <w:color w:val="222222"/>
+        </w:rPr>
+        <w:t>In some counties, the court clerk’s office will make the copies for you. You can call the clerk’s office ahead of time to ask if they can do this.</w:t>
+      </w:r>
+    </w:p>
+    <w:p>
+      <w:pPr>
+        <w:spacing w:before="180" w:after="180"/>
+        <w:rPr>
+          <w:color w:val="222222"/>
+        </w:rPr>
+      </w:pPr>
+      <w:r>
+        <w:rPr>
+          <w:color w:val="222222"/>
+        </w:rPr>
+        <w:t xml:space="preserve">{%p </w:t>
+      </w:r>
+      <w:proofErr w:type="gramStart"/>
+      <w:r>
+        <w:rPr>
+          <w:color w:val="222222"/>
+        </w:rPr>
+        <w:t>endif %}</w:t>
+      </w:r>
+      <w:proofErr w:type="gramEnd"/>
+    </w:p>
+    <w:p>
+      <w:pPr>
+        <w:spacing w:before="180" w:after="180"/>
+        <w:rPr>
+          <w:color w:val="222222"/>
+        </w:rPr>
+      </w:pPr>
+      <w:r>
+        <w:rPr>
+          <w:color w:val="222222"/>
+        </w:rPr>
+        <w:t xml:space="preserve">The original of each document gets filed with the court. Copies of the documents are for each of the following: Plaintiff (you), Defendant (your spouse), and </w:t>
+      </w:r>
+      <w:r>
+        <w:t xml:space="preserve">the Friend of the </w:t>
+      </w:r>
+      <w:proofErr w:type="gramStart"/>
+      <w:r>
+        <w:t>Court</w:t>
+      </w:r>
+      <w:r>
+        <w:rPr>
+          <w:color w:val="222222"/>
+        </w:rPr>
+        <w:t>{</w:t>
+      </w:r>
+      <w:proofErr w:type="gramEnd"/>
+      <w:r>
+        <w:rPr>
+          <w:color w:val="222222"/>
+        </w:rPr>
+        <w:t xml:space="preserve">%if </w:t>
+      </w:r>
+      <w:proofErr w:type="spellStart"/>
+      <w:r>
+        <w:rPr>
+          <w:color w:val="222222"/>
+        </w:rPr>
+        <w:t>county_choice</w:t>
+      </w:r>
+      <w:proofErr w:type="spellEnd"/>
+      <w:r>
+        <w:rPr>
+          <w:color w:val="222222"/>
+        </w:rPr>
+        <w:t xml:space="preserve"> == “Oscoda” %}</w:t>
+      </w:r>
+      <w:r>
+        <w:rPr>
+          <w:color w:val="222222"/>
+        </w:rPr>
+        <w:t xml:space="preserve">. </w:t>
+      </w:r>
+      <w:r>
+        <w:rPr>
+          <w:color w:val="222222"/>
+        </w:rPr>
+        <w:t xml:space="preserve">The Prosecuting Attorney also gets one copy of the </w:t>
+      </w:r>
+      <w:proofErr w:type="gramStart"/>
+      <w:r>
+        <w:rPr>
+          <w:color w:val="222222"/>
+        </w:rPr>
+        <w:t>Summons, but</w:t>
+      </w:r>
+      <w:proofErr w:type="gramEnd"/>
+      <w:r>
+        <w:rPr>
+          <w:color w:val="222222"/>
+        </w:rPr>
+        <w:t xml:space="preserve"> does not get any of the other documents.{% else %}</w:t>
+      </w:r>
+      <w:r>
+        <w:rPr>
+          <w:color w:val="222222"/>
+        </w:rPr>
+        <w:t xml:space="preserve"> </w:t>
+      </w:r>
+      <w:r>
+        <w:t>(if needed)</w:t>
+      </w:r>
+      <w:r>
+        <w:t xml:space="preserve">. </w:t>
+      </w:r>
+      <w:r>
+        <w:rPr>
+          <w:b/>
+          <w:color w:val="222222"/>
+        </w:rPr>
+        <w:t xml:space="preserve">If you are filing either by </w:t>
+      </w:r>
+      <w:proofErr w:type="spellStart"/>
+      <w:r>
+        <w:rPr>
+          <w:b/>
+          <w:color w:val="222222"/>
+        </w:rPr>
+        <w:t>MiFILE</w:t>
+      </w:r>
+      <w:proofErr w:type="spellEnd"/>
+      <w:r>
+        <w:rPr>
+          <w:b/>
+          <w:color w:val="222222"/>
+        </w:rPr>
+        <w:t xml:space="preserve"> or email</w:t>
+      </w:r>
+      <w:r>
+        <w:rPr>
+          <w:b/>
+          <w:color w:val="222222"/>
+        </w:rPr>
+        <w:t xml:space="preserve">, you will not need </w:t>
+      </w:r>
+      <w:r>
+        <w:rPr>
+          <w:b/>
+          <w:color w:val="222222"/>
+        </w:rPr>
+        <w:t>copies</w:t>
+      </w:r>
+      <w:r>
+        <w:rPr>
+          <w:b/>
+          <w:color w:val="222222"/>
+        </w:rPr>
+        <w:t xml:space="preserve"> for the Friend of the Court. You will only need to make copies for yourself and the other </w:t>
+      </w:r>
+      <w:proofErr w:type="gramStart"/>
+      <w:r>
+        <w:rPr>
+          <w:b/>
+          <w:color w:val="222222"/>
+        </w:rPr>
+        <w:t>party.</w:t>
+      </w:r>
+      <w:r>
+        <w:rPr>
+          <w:color w:val="222222"/>
+        </w:rPr>
+        <w:t>{</w:t>
+      </w:r>
+      <w:proofErr w:type="gramEnd"/>
+      <w:r>
+        <w:rPr>
+          <w:color w:val="222222"/>
+        </w:rPr>
+        <w:t xml:space="preserve">% </w:t>
+      </w:r>
+      <w:proofErr w:type="gramStart"/>
+      <w:r>
+        <w:rPr>
+          <w:color w:val="222222"/>
+        </w:rPr>
+        <w:t>endif %}</w:t>
+      </w:r>
+      <w:proofErr w:type="gramEnd"/>
+    </w:p>
+    <w:p>
+      <w:pPr>
+        <w:spacing w:before="180" w:after="180"/>
+        <w:rPr>
+          <w:color w:val="222222"/>
+        </w:rPr>
+      </w:pPr>
+      <w:r>
+        <w:rPr>
+          <w:color w:val="222222"/>
+        </w:rPr>
+        <w:t xml:space="preserve">{%p if </w:t>
+      </w:r>
+      <w:proofErr w:type="spellStart"/>
+      <w:r>
+        <w:rPr>
+          <w:color w:val="222222"/>
+        </w:rPr>
+        <w:t>county_choice</w:t>
+      </w:r>
+      <w:proofErr w:type="spellEnd"/>
+      <w:r>
+        <w:rPr>
+          <w:color w:val="222222"/>
+        </w:rPr>
+        <w:t xml:space="preserve"> == “Oscoda” %}</w:t>
+      </w:r>
+    </w:p>
+    <w:p>
+      <w:pPr>
+        <w:spacing w:before="180" w:after="180"/>
+        <w:rPr>
+          <w:color w:val="222222"/>
+        </w:rPr>
+      </w:pPr>
+      <w:r>
+        <w:rPr>
+          <w:color w:val="222222"/>
+        </w:rPr>
+        <w:t>At the top of one copy of each document write, “Friend of the Court.” At the top of one copy of the Summons and Complaint, write “Prosecuting Attorney.”</w:t>
+      </w:r>
+    </w:p>
+    <w:p>
+      <w:pPr>
+        <w:spacing w:before="180" w:after="180"/>
+        <w:rPr>
+          <w:color w:val="222222"/>
+        </w:rPr>
+      </w:pPr>
+      <w:r>
+        <w:rPr>
+          <w:color w:val="222222"/>
+        </w:rPr>
+        <w:t xml:space="preserve">{%p </w:t>
+      </w:r>
+      <w:proofErr w:type="gramStart"/>
+      <w:r>
+        <w:rPr>
+          <w:color w:val="222222"/>
+        </w:rPr>
+        <w:t>endif %}</w:t>
+      </w:r>
+      <w:proofErr w:type="gramEnd"/>
+    </w:p>
+    <w:p>
+      <w:pPr>
+        <w:spacing w:before="180" w:after="180"/>
+        <w:rPr>
+          <w:b/>
+          <w:color w:val="222222"/>
+        </w:rPr>
+      </w:pPr>
+      <w:r>
+        <w:rPr>
+          <w:color w:val="222222"/>
+        </w:rPr>
+        <w:t xml:space="preserve">{%p </w:t>
+      </w:r>
+      <w:proofErr w:type="gramStart"/>
+      <w:r>
+        <w:rPr>
+          <w:color w:val="222222"/>
+        </w:rPr>
+        <w:t>endif %}</w:t>
+      </w:r>
+      <w:proofErr w:type="gramEnd"/>
+      <w:r>
+        <w:rPr>
+          <w:color w:val="222222"/>
+        </w:rPr>
+        <w:t xml:space="preserve"> // Wayne</w:t>
+      </w:r>
+    </w:p>
+    <w:p>
+      <w:pPr>
+        <w:pStyle w:val="Heading3"/>
+      </w:pPr>
+      <w:r>
+        <w:lastRenderedPageBreak/>
+        <w:t>Step 5: File your forms with filing fee</w:t>
+      </w:r>
+    </w:p>
+    <w:p>
+      <w:pPr>
+        <w:spacing w:before="180" w:after="180"/>
+        <w:rPr>
+          <w:color w:val="222222"/>
+        </w:rPr>
+      </w:pPr>
+      <w:r>
+        <w:rPr>
+          <w:color w:val="222222"/>
+        </w:rPr>
+        <w:t xml:space="preserve">{%p if </w:t>
+      </w:r>
+      <w:proofErr w:type="spellStart"/>
+      <w:r>
+        <w:rPr>
+          <w:color w:val="222222"/>
+        </w:rPr>
+        <w:t>county_choice</w:t>
+      </w:r>
+      <w:proofErr w:type="spellEnd"/>
+      <w:r>
+        <w:rPr>
+          <w:color w:val="222222"/>
+        </w:rPr>
+        <w:t xml:space="preserve"> == “Wayne” %}</w:t>
+      </w:r>
+    </w:p>
+    <w:p>
+      <w:pPr>
+        <w:spacing w:before="180" w:after="180"/>
+        <w:rPr>
+          <w:color w:val="222222"/>
+        </w:rPr>
+      </w:pPr>
+      <w:r>
+        <w:rPr>
+          <w:color w:val="222222"/>
+        </w:rPr>
+        <w:t>Pay the filing fee or file a Fee Waiver Request along with the following documents and Friend of the Court copies (if needed):</w:t>
+      </w:r>
+    </w:p>
+    <w:p>
+      <w:pPr>
+        <w:numPr>
+          <w:ilvl w:val="0"/>
+          <w:numId w:val="12"/>
+        </w:numPr>
+        <w:spacing w:after="0"/>
+      </w:pPr>
+      <w:r>
+        <w:rPr>
+          <w:color w:val="222222"/>
+        </w:rPr>
+        <w:t xml:space="preserve">Complaint </w:t>
+      </w:r>
+      <w:proofErr w:type="gramStart"/>
+      <w:r>
+        <w:rPr>
+          <w:color w:val="222222"/>
+        </w:rPr>
+        <w:t>for</w:t>
+      </w:r>
+      <w:proofErr w:type="gramEnd"/>
+      <w:r>
+        <w:rPr>
+          <w:color w:val="222222"/>
+        </w:rPr>
+        <w:t xml:space="preserve"> Divorce (original)</w:t>
+      </w:r>
+    </w:p>
+    <w:p>
+      <w:pPr>
+        <w:numPr>
+          <w:ilvl w:val="0"/>
+          <w:numId w:val="12"/>
+        </w:numPr>
+        <w:spacing w:after="0"/>
+      </w:pPr>
+      <w:r>
+        <w:rPr>
+          <w:color w:val="222222"/>
+        </w:rPr>
+        <w:t>Uniform Child Custody Jurisdiction Enforcement Act Affidavit</w:t>
+      </w:r>
+    </w:p>
+    <w:p>
+      <w:pPr>
+        <w:numPr>
+          <w:ilvl w:val="0"/>
+          <w:numId w:val="12"/>
+        </w:numPr>
+        <w:spacing w:after="0"/>
+      </w:pPr>
+      <w:r>
+        <w:rPr>
+          <w:color w:val="222222"/>
+        </w:rPr>
+        <w:t>Verified Statement</w:t>
+      </w:r>
+    </w:p>
+    <w:p>
+      <w:pPr>
+        <w:numPr>
+          <w:ilvl w:val="0"/>
+          <w:numId w:val="12"/>
+        </w:numPr>
+        <w:spacing w:after="0"/>
+      </w:pPr>
+      <w:r>
+        <w:rPr>
+          <w:color w:val="222222"/>
+        </w:rPr>
+        <w:t>Application for IV-D Child Support Services (form DHS-1201D)</w:t>
+      </w:r>
+    </w:p>
+    <w:p>
+      <w:pPr>
+        <w:numPr>
+          <w:ilvl w:val="0"/>
+          <w:numId w:val="12"/>
+        </w:numPr>
+        <w:spacing w:after="0"/>
+      </w:pPr>
+      <w:r>
+        <w:rPr>
+          <w:color w:val="222222"/>
+        </w:rPr>
+        <w:t>Confidential Case Inventory</w:t>
+      </w:r>
+    </w:p>
+    <w:p>
+      <w:pPr>
+        <w:numPr>
+          <w:ilvl w:val="0"/>
+          <w:numId w:val="12"/>
+        </w:numPr>
+        <w:spacing w:after="0"/>
+      </w:pPr>
+      <w:r>
+        <w:rPr>
+          <w:color w:val="222222"/>
+        </w:rPr>
+        <w:t>Addendum to Protected Personal Identifying Information</w:t>
+      </w:r>
+    </w:p>
+    <w:p>
+      <w:pPr>
+        <w:numPr>
+          <w:ilvl w:val="0"/>
+          <w:numId w:val="12"/>
+        </w:numPr>
+        <w:spacing w:after="0"/>
+      </w:pPr>
+      <w:r>
+        <w:rPr>
+          <w:color w:val="222222"/>
+        </w:rPr>
+        <w:t xml:space="preserve">Certificate on Behalf of Plaintiff without Ex </w:t>
+      </w:r>
+      <w:proofErr w:type="spellStart"/>
+      <w:r>
+        <w:rPr>
+          <w:color w:val="222222"/>
+        </w:rPr>
+        <w:t>Parte</w:t>
+      </w:r>
+      <w:proofErr w:type="spellEnd"/>
+      <w:r>
+        <w:rPr>
+          <w:color w:val="222222"/>
+        </w:rPr>
+        <w:t xml:space="preserve"> Interim Order for Custody, Support, and/or Parenting Time</w:t>
+      </w:r>
+    </w:p>
+    <w:p>
+      <w:pPr>
+        <w:spacing w:before="180" w:after="180"/>
+        <w:rPr>
+          <w:color w:val="222222"/>
+        </w:rPr>
+      </w:pPr>
+      <w:r>
+        <w:rPr>
+          <w:color w:val="222222"/>
+        </w:rPr>
+        <w:t>Friend of the Court copies are not needed if you file through the Domestic Case Filings System.</w:t>
+      </w:r>
+    </w:p>
+    <w:p>
+      <w:pPr>
+        <w:pStyle w:val="Heading4"/>
+      </w:pPr>
+      <w:r>
+        <w:t>Filing Methods:</w:t>
+      </w:r>
+    </w:p>
+    <w:p>
+      <w:pPr>
+        <w:spacing w:before="180" w:after="180"/>
+        <w:rPr>
+          <w:color w:val="222222"/>
+        </w:rPr>
+      </w:pPr>
+      <w:r>
+        <w:rPr>
+          <w:color w:val="222222"/>
+        </w:rPr>
+        <w:t xml:space="preserve">The preferred method of filing is online through Wayne County's </w:t>
       </w:r>
       <w:hyperlink r:id="rId27">
         <w:r>
@@ -2527,869 +3809,29 @@
         <w:rPr>
           <w:color w:val="222222"/>
         </w:rPr>
-        <w:t xml:space="preserve">, you will only need </w:t>
-      </w:r>
-      <w:r>
-        <w:rPr>
-          <w:b/>
-          <w:color w:val="222222"/>
-        </w:rPr>
-        <w:t>2 copies</w:t>
-      </w:r>
-      <w:r>
-        <w:rPr>
-          <w:color w:val="222222"/>
-        </w:rPr>
-        <w:t xml:space="preserve"> of the documents listed above. You will not need Friend of the Court copies because the System will send the Friend of the Court the copies it needs.</w:t>
-      </w:r>
-    </w:p>
-    <w:p>
-      <w:pPr>
-        <w:spacing w:before="180" w:after="180"/>
-        <w:rPr>
-          <w:color w:val="222222"/>
-        </w:rPr>
-      </w:pPr>
-      <w:r>
-        <w:rPr>
-          <w:color w:val="222222"/>
-        </w:rPr>
-        <w:t xml:space="preserve">{%p </w:t>
-      </w:r>
-      <w:proofErr w:type="gramStart"/>
-      <w:r>
-        <w:rPr>
-          <w:color w:val="222222"/>
-        </w:rPr>
-        <w:t xml:space="preserve">else </w:t>
-      </w:r>
-      <w:r>
-        <w:rPr>
-          <w:color w:val="222222"/>
-        </w:rPr>
-        <w:t>%}</w:t>
-      </w:r>
-      <w:proofErr w:type="gramEnd"/>
-    </w:p>
-    <w:p>
-      <w:pPr>
-        <w:spacing w:before="180" w:after="180"/>
-        <w:rPr>
-          <w:color w:val="222222"/>
-        </w:rPr>
-      </w:pPr>
-      <w:r>
-        <w:rPr>
-          <w:color w:val="222222"/>
-        </w:rPr>
-        <w:t xml:space="preserve">{%p if </w:t>
-      </w:r>
-      <w:proofErr w:type="spellStart"/>
-      <w:r>
-        <w:rPr>
-          <w:color w:val="222222"/>
-        </w:rPr>
-        <w:t>county_choice</w:t>
-      </w:r>
-      <w:proofErr w:type="spellEnd"/>
-      <w:r>
-        <w:rPr>
-          <w:color w:val="222222"/>
-        </w:rPr>
-        <w:t xml:space="preserve"> == “Oscoda” %}</w:t>
-      </w:r>
-    </w:p>
-    <w:p>
-      <w:pPr>
-        <w:spacing w:before="180" w:after="180"/>
-        <w:rPr>
-          <w:color w:val="222222"/>
-        </w:rPr>
-      </w:pPr>
-      <w:r>
-        <w:rPr>
-          <w:color w:val="222222"/>
-        </w:rPr>
-        <w:lastRenderedPageBreak/>
-        <w:t>After you sign your documents, make copies as follows: (In some counties the court clerk’s office will make the copies for you. You can call the clerk’s office ahead of time to ask whether you need to make your own copies.)</w:t>
-      </w:r>
-    </w:p>
-    <w:p>
-      <w:pPr>
-        <w:spacing w:before="180" w:after="180"/>
-        <w:rPr>
-          <w:color w:val="222222"/>
-        </w:rPr>
-      </w:pPr>
-      <w:r>
-        <w:rPr>
-          <w:color w:val="222222"/>
-        </w:rPr>
-        <w:t xml:space="preserve">{%p </w:t>
-      </w:r>
-      <w:proofErr w:type="gramStart"/>
-      <w:r>
-        <w:rPr>
-          <w:color w:val="222222"/>
-        </w:rPr>
-        <w:t>else %}</w:t>
-      </w:r>
-      <w:proofErr w:type="gramEnd"/>
-    </w:p>
-    <w:p>
-      <w:pPr>
-        <w:spacing w:before="180" w:after="180"/>
-        <w:rPr>
-          <w:color w:val="222222"/>
-        </w:rPr>
-      </w:pPr>
-      <w:r>
-        <w:rPr>
-          <w:color w:val="222222"/>
-        </w:rPr>
-        <w:t>Make the following copies if you will be filing in person at the court:</w:t>
-      </w:r>
-    </w:p>
-    <w:p>
-      <w:pPr>
-        <w:spacing w:before="180" w:after="180"/>
-        <w:rPr>
-          <w:color w:val="222222"/>
-        </w:rPr>
-      </w:pPr>
-      <w:r>
-        <w:rPr>
-          <w:color w:val="222222"/>
-        </w:rPr>
-        <w:t xml:space="preserve">{%p </w:t>
-      </w:r>
-      <w:proofErr w:type="gramStart"/>
-      <w:r>
-        <w:rPr>
-          <w:color w:val="222222"/>
-        </w:rPr>
-        <w:t>endif %}</w:t>
-      </w:r>
-      <w:proofErr w:type="gramEnd"/>
-    </w:p>
-    <w:p>
-      <w:pPr>
-        <w:numPr>
-          <w:ilvl w:val="0"/>
-          <w:numId w:val="4"/>
-        </w:numPr>
-        <w:spacing w:before="180" w:after="0"/>
-      </w:pPr>
-      <w:r>
-        <w:rPr>
-          <w:color w:val="222222"/>
-        </w:rPr>
-        <w:t xml:space="preserve">Fee Waiver Request (if needed) – </w:t>
-      </w:r>
-      <w:r>
-        <w:rPr>
-          <w:b/>
-          <w:color w:val="222222"/>
-        </w:rPr>
-        <w:t>3 copies</w:t>
-      </w:r>
-    </w:p>
-    <w:p>
-      <w:pPr>
-        <w:numPr>
-          <w:ilvl w:val="0"/>
-          <w:numId w:val="4"/>
-        </w:numPr>
-        <w:spacing w:after="0"/>
-      </w:pPr>
-      <w:r>
-        <w:rPr>
-          <w:color w:val="222222"/>
-        </w:rPr>
-        <w:t xml:space="preserve">Summons – </w:t>
-      </w:r>
-      <w:r>
-        <w:rPr>
-          <w:color w:val="222222"/>
-        </w:rPr>
-        <w:t xml:space="preserve">{% if </w:t>
-      </w:r>
-      <w:proofErr w:type="spellStart"/>
-      <w:r>
-        <w:rPr>
-          <w:color w:val="222222"/>
-        </w:rPr>
-        <w:t>county_choice</w:t>
-      </w:r>
-      <w:proofErr w:type="spellEnd"/>
-      <w:r>
-        <w:rPr>
-          <w:color w:val="222222"/>
-        </w:rPr>
-        <w:t xml:space="preserve"> == “Oscoda” %}</w:t>
-      </w:r>
-      <w:r>
-        <w:rPr>
-          <w:b/>
-          <w:color w:val="222222"/>
-        </w:rPr>
-        <w:t>4</w:t>
-      </w:r>
-      <w:r>
-        <w:rPr>
-          <w:b/>
-          <w:color w:val="222222"/>
-        </w:rPr>
-        <w:t xml:space="preserve"> </w:t>
-      </w:r>
-      <w:proofErr w:type="gramStart"/>
-      <w:r>
-        <w:rPr>
-          <w:b/>
-          <w:color w:val="222222"/>
-        </w:rPr>
-        <w:t>copies</w:t>
-      </w:r>
-      <w:r>
-        <w:rPr>
-          <w:color w:val="222222"/>
-        </w:rPr>
-        <w:t>{</w:t>
-      </w:r>
-      <w:proofErr w:type="gramEnd"/>
-      <w:r>
-        <w:rPr>
-          <w:color w:val="222222"/>
-        </w:rPr>
-        <w:t>% else %}</w:t>
-      </w:r>
-      <w:r>
-        <w:rPr>
-          <w:b/>
-          <w:color w:val="222222"/>
-        </w:rPr>
-        <w:t xml:space="preserve">3 </w:t>
-      </w:r>
-      <w:proofErr w:type="gramStart"/>
-      <w:r>
-        <w:rPr>
-          <w:b/>
-          <w:color w:val="222222"/>
-        </w:rPr>
-        <w:t>copies</w:t>
-      </w:r>
-      <w:r>
-        <w:rPr>
-          <w:color w:val="222222"/>
-        </w:rPr>
-        <w:t>{</w:t>
-      </w:r>
-      <w:proofErr w:type="gramEnd"/>
-      <w:r>
-        <w:rPr>
-          <w:color w:val="222222"/>
-        </w:rPr>
-        <w:t>% endif %}</w:t>
-      </w:r>
-      <w:r>
-        <w:rPr>
-          <w:color w:val="222222"/>
-        </w:rPr>
-        <w:t xml:space="preserve"> </w:t>
-      </w:r>
-      <w:r>
-        <w:rPr>
-          <w:color w:val="222222"/>
-        </w:rPr>
-        <w:t xml:space="preserve">(Keep the second page to use as a </w:t>
-      </w:r>
-      <w:r>
-        <w:rPr>
-          <w:color w:val="222222"/>
-        </w:rPr>
-        <w:t>Proof of Service</w:t>
-      </w:r>
-      <w:r>
-        <w:rPr>
-          <w:color w:val="222222"/>
-        </w:rPr>
-        <w:t>)</w:t>
-      </w:r>
-    </w:p>
-    <w:p>
-      <w:pPr>
-        <w:numPr>
-          <w:ilvl w:val="0"/>
-          <w:numId w:val="4"/>
-        </w:numPr>
-        <w:spacing w:after="0"/>
-      </w:pPr>
-      <w:r>
-        <w:rPr>
-          <w:color w:val="222222"/>
-        </w:rPr>
-        <w:t xml:space="preserve">Complaint for Divorce with Children – </w:t>
-      </w:r>
-      <w:r>
-        <w:rPr>
-          <w:b/>
-          <w:color w:val="222222"/>
-        </w:rPr>
-        <w:t>3 copies</w:t>
-      </w:r>
-    </w:p>
-    <w:p>
-      <w:pPr>
-        <w:numPr>
-          <w:ilvl w:val="0"/>
-          <w:numId w:val="4"/>
-        </w:numPr>
-        <w:spacing w:after="0"/>
-      </w:pPr>
-      <w:r>
-        <w:rPr>
-          <w:color w:val="222222"/>
-        </w:rPr>
-        <w:t xml:space="preserve">Uniform Child Custody Jurisdiction Enforcement Act Affidavit – </w:t>
-      </w:r>
-      <w:r>
-        <w:rPr>
-          <w:b/>
-          <w:color w:val="222222"/>
-        </w:rPr>
-        <w:t>3 copies</w:t>
-      </w:r>
-    </w:p>
-    <w:p>
-      <w:pPr>
-        <w:numPr>
-          <w:ilvl w:val="0"/>
-          <w:numId w:val="4"/>
-        </w:numPr>
-        <w:spacing w:after="0"/>
-      </w:pPr>
-      <w:r>
-        <w:rPr>
-          <w:color w:val="222222"/>
-        </w:rPr>
-        <w:t xml:space="preserve">Verified Statement – </w:t>
-      </w:r>
-      <w:r>
-        <w:rPr>
-          <w:b/>
-          <w:color w:val="222222"/>
-        </w:rPr>
-        <w:t>3 copies</w:t>
-      </w:r>
-    </w:p>
-    <w:p>
-      <w:pPr>
-        <w:numPr>
-          <w:ilvl w:val="0"/>
-          <w:numId w:val="4"/>
-        </w:numPr>
-        <w:spacing w:after="180"/>
-      </w:pPr>
-      <w:r>
-        <w:rPr>
-          <w:color w:val="222222"/>
-        </w:rPr>
-        <w:t xml:space="preserve">Application for IV-D Child Support Services (form DHS-1201D) – </w:t>
-      </w:r>
-      <w:r>
-        <w:rPr>
-          <w:b/>
-          <w:color w:val="222222"/>
-        </w:rPr>
-        <w:t>3 copies</w:t>
-      </w:r>
-    </w:p>
-    <w:p>
-      <w:pPr>
-        <w:spacing w:before="180" w:after="180"/>
-        <w:rPr>
-          <w:color w:val="222222"/>
-        </w:rPr>
-      </w:pPr>
-      <w:r>
-        <w:rPr>
-          <w:color w:val="222222"/>
-        </w:rPr>
-        <w:t xml:space="preserve">{%p if </w:t>
-      </w:r>
-      <w:proofErr w:type="spellStart"/>
-      <w:r>
-        <w:rPr>
-          <w:color w:val="222222"/>
-        </w:rPr>
-        <w:t>county_</w:t>
-      </w:r>
-      <w:proofErr w:type="gramStart"/>
-      <w:r>
-        <w:rPr>
-          <w:color w:val="222222"/>
-        </w:rPr>
-        <w:t>choice</w:t>
-      </w:r>
-      <w:proofErr w:type="spellEnd"/>
-      <w:r>
-        <w:rPr>
-          <w:color w:val="222222"/>
-        </w:rPr>
-        <w:t xml:space="preserve"> !</w:t>
-      </w:r>
-      <w:proofErr w:type="gramEnd"/>
-      <w:r>
-        <w:rPr>
-          <w:color w:val="222222"/>
-        </w:rPr>
-        <w:t>= “Oscoda” %}</w:t>
-      </w:r>
-    </w:p>
-    <w:p>
-      <w:pPr>
-        <w:spacing w:before="180" w:after="180"/>
-        <w:rPr>
-          <w:b/>
-          <w:color w:val="222222"/>
-        </w:rPr>
-      </w:pPr>
-      <w:r>
-        <w:rPr>
-          <w:b/>
-          <w:color w:val="222222"/>
-        </w:rPr>
-        <w:t>In some counties, the court clerk’s office will make the copies for you. You can call the clerk’s office ahead of time to ask if they can do this.</w:t>
-      </w:r>
-    </w:p>
-    <w:p>
-      <w:pPr>
-        <w:spacing w:before="180" w:after="180"/>
-        <w:rPr>
-          <w:color w:val="222222"/>
-        </w:rPr>
-      </w:pPr>
-      <w:r>
-        <w:rPr>
-          <w:color w:val="222222"/>
-        </w:rPr>
-        <w:t xml:space="preserve">{%p </w:t>
-      </w:r>
-      <w:proofErr w:type="gramStart"/>
-      <w:r>
-        <w:rPr>
-          <w:color w:val="222222"/>
-        </w:rPr>
-        <w:t>endif %}</w:t>
-      </w:r>
-      <w:proofErr w:type="gramEnd"/>
-    </w:p>
-    <w:p>
-      <w:pPr>
-        <w:spacing w:before="180" w:after="180"/>
-        <w:rPr>
-          <w:color w:val="222222"/>
-        </w:rPr>
-      </w:pPr>
-      <w:r>
-        <w:rPr>
-          <w:color w:val="222222"/>
-        </w:rPr>
-        <w:t xml:space="preserve">The original of each document gets filed with the court. Copies of the documents are for each of the following: Plaintiff (you), Defendant (your spouse), and </w:t>
-      </w:r>
-      <w:r>
-        <w:t>the Friend of the Court</w:t>
-      </w:r>
-      <w:r>
-        <w:rPr>
-          <w:color w:val="222222"/>
-        </w:rPr>
-        <w:t>.</w:t>
-      </w:r>
-      <w:r>
-        <w:rPr>
-          <w:color w:val="222222"/>
-        </w:rPr>
-        <w:t xml:space="preserve"> {%if </w:t>
-      </w:r>
-      <w:proofErr w:type="spellStart"/>
-      <w:r>
-        <w:rPr>
-          <w:color w:val="222222"/>
-        </w:rPr>
-        <w:t>county_choice</w:t>
-      </w:r>
-      <w:proofErr w:type="spellEnd"/>
-      <w:r>
-        <w:rPr>
-          <w:color w:val="222222"/>
-        </w:rPr>
-        <w:t xml:space="preserve"> == “Oscoda” %}The Prosecuting Attorney also gets one copy of the Summons, but does not get any of the other documents.{% else %}</w:t>
-      </w:r>
-      <w:r>
-        <w:rPr>
-          <w:b/>
-          <w:color w:val="222222"/>
-        </w:rPr>
-        <w:t xml:space="preserve">If you are filing either by e-mail or using </w:t>
-      </w:r>
-      <w:proofErr w:type="spellStart"/>
-      <w:r>
-        <w:rPr>
-          <w:b/>
-          <w:color w:val="222222"/>
-        </w:rPr>
-        <w:t>MiFILE</w:t>
-      </w:r>
-      <w:proofErr w:type="spellEnd"/>
-      <w:r>
-        <w:rPr>
-          <w:b/>
-          <w:color w:val="222222"/>
-        </w:rPr>
-        <w:t xml:space="preserve">, you will not need to file an extra copy for the Friend of the Court. You will only need to make copies for yourself and the other </w:t>
-      </w:r>
-      <w:proofErr w:type="gramStart"/>
-      <w:r>
-        <w:rPr>
-          <w:b/>
-          <w:color w:val="222222"/>
-        </w:rPr>
-        <w:t>party.</w:t>
-      </w:r>
-      <w:r>
-        <w:rPr>
-          <w:color w:val="222222"/>
-        </w:rPr>
-        <w:t>{</w:t>
-      </w:r>
-      <w:proofErr w:type="gramEnd"/>
-      <w:r>
-        <w:rPr>
-          <w:color w:val="222222"/>
-        </w:rPr>
-        <w:t xml:space="preserve">% </w:t>
-      </w:r>
-      <w:proofErr w:type="gramStart"/>
-      <w:r>
-        <w:rPr>
-          <w:color w:val="222222"/>
-        </w:rPr>
-        <w:t>endif %}</w:t>
-      </w:r>
-      <w:proofErr w:type="gramEnd"/>
-    </w:p>
-    <w:p>
-      <w:pPr>
-        <w:spacing w:before="180" w:after="180"/>
-        <w:rPr>
-          <w:color w:val="222222"/>
-        </w:rPr>
-      </w:pPr>
-      <w:r>
-        <w:rPr>
-          <w:color w:val="222222"/>
-        </w:rPr>
-        <w:t xml:space="preserve">{%p if </w:t>
-      </w:r>
-      <w:proofErr w:type="spellStart"/>
-      <w:r>
-        <w:rPr>
-          <w:color w:val="222222"/>
-        </w:rPr>
-        <w:t>county_choice</w:t>
-      </w:r>
-      <w:proofErr w:type="spellEnd"/>
-      <w:r>
-        <w:rPr>
-          <w:color w:val="222222"/>
-        </w:rPr>
-        <w:t xml:space="preserve"> == “Oscoda” %}</w:t>
-      </w:r>
-    </w:p>
-    <w:p>
-      <w:pPr>
-        <w:spacing w:before="180" w:after="180"/>
-        <w:rPr>
-          <w:color w:val="222222"/>
-        </w:rPr>
-      </w:pPr>
-      <w:r>
-        <w:rPr>
-          <w:color w:val="222222"/>
-        </w:rPr>
-        <w:t>At the top of one copy of each document write, “Friend of the Court.” At the top of one copy of the Summons and Complaint, write “Prosecuting Attorney.”</w:t>
-      </w:r>
-    </w:p>
-    <w:p>
-      <w:pPr>
-        <w:spacing w:before="180" w:after="180"/>
-        <w:rPr>
-          <w:color w:val="222222"/>
-        </w:rPr>
-      </w:pPr>
-      <w:r>
-        <w:rPr>
-          <w:color w:val="222222"/>
-        </w:rPr>
-        <w:t xml:space="preserve">{%p </w:t>
-      </w:r>
-      <w:proofErr w:type="gramStart"/>
-      <w:r>
-        <w:rPr>
-          <w:color w:val="222222"/>
-        </w:rPr>
-        <w:t>endif %}</w:t>
-      </w:r>
-      <w:proofErr w:type="gramEnd"/>
-    </w:p>
-    <w:p>
-      <w:pPr>
-        <w:spacing w:before="180" w:after="180"/>
-        <w:rPr>
-          <w:b/>
-          <w:color w:val="222222"/>
-        </w:rPr>
-      </w:pPr>
-      <w:r>
-        <w:rPr>
-          <w:color w:val="222222"/>
-        </w:rPr>
-        <w:t xml:space="preserve">{%p </w:t>
-      </w:r>
-      <w:proofErr w:type="gramStart"/>
-      <w:r>
-        <w:rPr>
-          <w:color w:val="222222"/>
-        </w:rPr>
-        <w:t>endif %}</w:t>
-      </w:r>
-      <w:proofErr w:type="gramEnd"/>
-      <w:r>
-        <w:rPr>
-          <w:color w:val="222222"/>
-        </w:rPr>
-        <w:t xml:space="preserve"> // Wayne</w:t>
-      </w:r>
-    </w:p>
-    <w:p>
-      <w:pPr>
-        <w:pStyle w:val="Heading3"/>
-      </w:pPr>
-      <w:r>
-        <w:t>Step 5: File your forms with filing fee</w:t>
-      </w:r>
-    </w:p>
-    <w:p>
-      <w:pPr>
-        <w:spacing w:before="180" w:after="180"/>
-        <w:rPr>
-          <w:color w:val="222222"/>
-        </w:rPr>
-      </w:pPr>
-      <w:r>
-        <w:rPr>
-          <w:color w:val="222222"/>
-        </w:rPr>
-        <w:t xml:space="preserve">{%p if </w:t>
-      </w:r>
-      <w:proofErr w:type="spellStart"/>
-      <w:r>
-        <w:rPr>
-          <w:color w:val="222222"/>
-        </w:rPr>
-        <w:t>county_choice</w:t>
-      </w:r>
-      <w:proofErr w:type="spellEnd"/>
-      <w:r>
-        <w:rPr>
-          <w:color w:val="222222"/>
-        </w:rPr>
-        <w:t xml:space="preserve"> == “Wayne” %}</w:t>
-      </w:r>
-    </w:p>
-    <w:p>
-      <w:pPr>
-        <w:spacing w:before="180" w:after="180"/>
-        <w:rPr>
-          <w:color w:val="222222"/>
-        </w:rPr>
-      </w:pPr>
-      <w:r>
-        <w:rPr>
-          <w:color w:val="222222"/>
-        </w:rPr>
-        <w:t>Pay the filing fee or file a Fee Waiver Request along with the following documents and Friend of the Court copies (if needed):</w:t>
-      </w:r>
-    </w:p>
-    <w:p>
-      <w:pPr>
-        <w:numPr>
-          <w:ilvl w:val="0"/>
-          <w:numId w:val="12"/>
-        </w:numPr>
-        <w:spacing w:after="0"/>
-      </w:pPr>
-      <w:r>
-        <w:rPr>
-          <w:color w:val="222222"/>
-        </w:rPr>
-        <w:t xml:space="preserve">Complaint </w:t>
-      </w:r>
-      <w:proofErr w:type="gramStart"/>
-      <w:r>
-        <w:rPr>
-          <w:color w:val="222222"/>
-        </w:rPr>
-        <w:t>for</w:t>
-      </w:r>
-      <w:proofErr w:type="gramEnd"/>
-      <w:r>
-        <w:rPr>
-          <w:color w:val="222222"/>
-        </w:rPr>
-        <w:t xml:space="preserve"> Divorce (original)</w:t>
-      </w:r>
-    </w:p>
-    <w:p>
-      <w:pPr>
-        <w:numPr>
-          <w:ilvl w:val="0"/>
-          <w:numId w:val="12"/>
-        </w:numPr>
-        <w:spacing w:after="0"/>
-      </w:pPr>
-      <w:r>
-        <w:rPr>
-          <w:color w:val="222222"/>
-        </w:rPr>
-        <w:t>Uniform Child Custody Jurisdiction Enforcement Act Affidavit</w:t>
-      </w:r>
-    </w:p>
-    <w:p>
-      <w:pPr>
-        <w:numPr>
-          <w:ilvl w:val="0"/>
-          <w:numId w:val="12"/>
-        </w:numPr>
-        <w:spacing w:after="0"/>
-      </w:pPr>
-      <w:r>
-        <w:rPr>
-          <w:color w:val="222222"/>
-        </w:rPr>
-        <w:t>Verified Statement</w:t>
-      </w:r>
-    </w:p>
-    <w:p>
-      <w:pPr>
-        <w:numPr>
-          <w:ilvl w:val="0"/>
-          <w:numId w:val="12"/>
-        </w:numPr>
-        <w:spacing w:after="0"/>
-      </w:pPr>
-      <w:r>
-        <w:rPr>
-          <w:color w:val="222222"/>
-        </w:rPr>
-        <w:t>Application for IV-D Child Support Services (form DHS-1201D)</w:t>
-      </w:r>
-    </w:p>
-    <w:p>
-      <w:pPr>
-        <w:numPr>
-          <w:ilvl w:val="0"/>
-          <w:numId w:val="12"/>
-        </w:numPr>
-        <w:spacing w:after="0"/>
-      </w:pPr>
-      <w:r>
-        <w:rPr>
-          <w:color w:val="222222"/>
-        </w:rPr>
-        <w:t>Confidential Case Inventory</w:t>
-      </w:r>
-    </w:p>
-    <w:p>
-      <w:pPr>
-        <w:numPr>
-          <w:ilvl w:val="0"/>
-          <w:numId w:val="12"/>
-        </w:numPr>
-        <w:spacing w:after="0"/>
-      </w:pPr>
-      <w:r>
-        <w:rPr>
-          <w:color w:val="222222"/>
-        </w:rPr>
-        <w:t>Addendum to Protected Personal Identifying Information</w:t>
-      </w:r>
-    </w:p>
-    <w:p>
-      <w:pPr>
-        <w:numPr>
-          <w:ilvl w:val="0"/>
-          <w:numId w:val="12"/>
-        </w:numPr>
-        <w:spacing w:after="0"/>
-      </w:pPr>
-      <w:r>
-        <w:rPr>
-          <w:color w:val="222222"/>
-        </w:rPr>
-        <w:lastRenderedPageBreak/>
-        <w:t xml:space="preserve">Certificate on Behalf of Plaintiff without Ex </w:t>
-      </w:r>
-      <w:proofErr w:type="spellStart"/>
-      <w:r>
-        <w:rPr>
-          <w:color w:val="222222"/>
-        </w:rPr>
-        <w:t>Parte</w:t>
-      </w:r>
-      <w:proofErr w:type="spellEnd"/>
-      <w:r>
-        <w:rPr>
-          <w:color w:val="222222"/>
-        </w:rPr>
-        <w:t xml:space="preserve"> Interim Order for Custody, Support, and/or Parenting Time</w:t>
-      </w:r>
-    </w:p>
-    <w:p>
-      <w:pPr>
-        <w:spacing w:before="180" w:after="180"/>
-        <w:rPr>
-          <w:color w:val="222222"/>
-        </w:rPr>
-      </w:pPr>
-      <w:r>
-        <w:rPr>
-          <w:color w:val="222222"/>
-        </w:rPr>
-        <w:t>Friend of the Court copies are not needed if you file through the Domestic Case Filings System.</w:t>
-      </w:r>
-    </w:p>
-    <w:p>
-      <w:pPr>
-        <w:pStyle w:val="Heading4"/>
-      </w:pPr>
-      <w:r>
-        <w:t>Filing Methods:</w:t>
-      </w:r>
-    </w:p>
-    <w:p>
-      <w:pPr>
-        <w:spacing w:before="180" w:after="180"/>
-        <w:rPr>
-          <w:color w:val="222222"/>
-        </w:rPr>
-      </w:pPr>
-      <w:r>
-        <w:rPr>
-          <w:color w:val="222222"/>
-        </w:rPr>
-        <w:t xml:space="preserve">The preferred method of filing is online through Wayne County's </w:t>
+        <w:t>. Filing in person and through the mail are also options.</w:t>
+      </w:r>
+    </w:p>
+    <w:p>
+      <w:pPr>
+        <w:pStyle w:val="Heading5"/>
+      </w:pPr>
+      <w:r>
+        <w:t xml:space="preserve">- Filing Online: </w:t>
+      </w:r>
+    </w:p>
+    <w:p>
+      <w:pPr>
+        <w:spacing w:before="180" w:after="180"/>
+        <w:rPr>
+          <w:color w:val="222222"/>
+        </w:rPr>
+      </w:pPr>
+      <w:r>
+        <w:rPr>
+          <w:color w:val="222222"/>
+        </w:rPr>
+        <w:t xml:space="preserve">You can file your divorce forms through the </w:t>
       </w:r>
       <w:hyperlink r:id="rId28">
         <w:r>
@@ -3404,82 +3846,45 @@
         <w:rPr>
           <w:color w:val="222222"/>
         </w:rPr>
-        <w:t>. Filing in person and through the mail are also options.</w:t>
-      </w:r>
-    </w:p>
-    <w:p>
-      <w:pPr>
-        <w:pStyle w:val="Heading5"/>
-      </w:pPr>
-      <w:r>
-        <w:t xml:space="preserve">- Filing Online: </w:t>
-      </w:r>
-    </w:p>
-    <w:p>
-      <w:pPr>
-        <w:spacing w:before="180" w:after="180"/>
-        <w:rPr>
-          <w:color w:val="222222"/>
-        </w:rPr>
-      </w:pPr>
-      <w:r>
-        <w:rPr>
-          <w:color w:val="222222"/>
-        </w:rPr>
-        <w:t xml:space="preserve">You can file your divorce forms through the </w:t>
+        <w:t>.</w:t>
+      </w:r>
+    </w:p>
+    <w:p>
+      <w:pPr>
+        <w:spacing w:before="180" w:after="180"/>
+        <w:rPr>
+          <w:b/>
+          <w:color w:val="222222"/>
+        </w:rPr>
+      </w:pPr>
+      <w:r>
+        <w:rPr>
+          <w:color w:val="222222"/>
+        </w:rPr>
+        <w:t xml:space="preserve">The Domestic Case Filings System may be used Monday through Friday, 8:00 a.m. to 4:00 p.m. </w:t>
+      </w:r>
+      <w:r>
+        <w:rPr>
+          <w:b/>
+          <w:color w:val="222222"/>
+        </w:rPr>
+        <w:t>The System is not available in the evenings, on weekends, or on Court holidays.</w:t>
+      </w:r>
+    </w:p>
+    <w:p>
+      <w:pPr>
+        <w:spacing w:before="180" w:after="180"/>
+        <w:rPr>
+          <w:color w:val="222222"/>
+        </w:rPr>
+      </w:pPr>
+      <w:r>
+        <w:rPr>
+          <w:color w:val="222222"/>
+        </w:rPr>
+        <w:t xml:space="preserve">You will need to click "Create a new account" to begin. You can find instructions on creating an account on </w:t>
       </w:r>
       <w:hyperlink r:id="rId29">
-        <w:r>
-          <w:rPr>
-            <w:color w:val="1155CC"/>
-            <w:u w:val="single"/>
-          </w:rPr>
-          <w:t>Domestic Case Filings System</w:t>
-        </w:r>
-      </w:hyperlink>
-      <w:r>
-        <w:rPr>
-          <w:color w:val="222222"/>
-        </w:rPr>
-        <w:t>.</w:t>
-      </w:r>
-    </w:p>
-    <w:p>
-      <w:pPr>
-        <w:spacing w:before="180" w:after="180"/>
-        <w:rPr>
-          <w:b/>
-          <w:color w:val="222222"/>
-        </w:rPr>
-      </w:pPr>
-      <w:r>
-        <w:rPr>
-          <w:color w:val="222222"/>
-        </w:rPr>
-        <w:t xml:space="preserve">The Domestic Case Filings System may be used Monday through Friday, 8:00 a.m. to 4:00 p.m. </w:t>
-      </w:r>
-      <w:r>
-        <w:rPr>
-          <w:b/>
-          <w:color w:val="222222"/>
-        </w:rPr>
-        <w:t>The System is not available in the evenings, on weekends, or on Court holidays.</w:t>
-      </w:r>
-    </w:p>
-    <w:p>
-      <w:pPr>
-        <w:spacing w:before="180" w:after="180"/>
-        <w:rPr>
-          <w:color w:val="222222"/>
-        </w:rPr>
-      </w:pPr>
-      <w:r>
-        <w:rPr>
-          <w:color w:val="222222"/>
-        </w:rPr>
-        <w:t xml:space="preserve">You will need to click "Create a new account" to begin. You can find instructions on creating an account on </w:t>
-      </w:r>
-      <w:hyperlink r:id="rId30">
         <w:r>
           <w:rPr>
             <w:color w:val="1155CC"/>
@@ -3508,7 +3913,7 @@
         </w:rPr>
         <w:t xml:space="preserve">After you get the confirmation e-mail that your case has been accepted for filing and assigned a docket number and judge, you will need to create a Summons on the </w:t>
       </w:r>
-      <w:hyperlink r:id="rId31">
+      <w:hyperlink r:id="rId30">
         <w:proofErr w:type="spellStart"/>
         <w:r>
           <w:rPr>
@@ -3558,7 +3963,7 @@
         </w:rPr>
         <w:t xml:space="preserve"> </w:t>
       </w:r>
-      <w:hyperlink r:id="rId32">
+      <w:hyperlink r:id="rId31">
         <w:r>
           <w:rPr>
             <w:color w:val="1155CC"/>
@@ -3689,152 +4094,119 @@
       <w:pPr>
         <w:spacing w:before="180" w:after="180"/>
         <w:rPr>
+          <w:color w:val="222222"/>
+        </w:rPr>
+      </w:pPr>
+      <w:r>
+        <w:rPr>
+          <w:color w:val="222222"/>
+        </w:rPr>
+        <w:lastRenderedPageBreak/>
+        <w:t xml:space="preserve">The clerk will stamp and file your Complaint for Divorce. You will get a case </w:t>
+      </w:r>
+      <w:proofErr w:type="gramStart"/>
+      <w:r>
+        <w:rPr>
+          <w:color w:val="222222"/>
+        </w:rPr>
+        <w:t>number</w:t>
+      </w:r>
+      <w:proofErr w:type="gramEnd"/>
+      <w:r>
+        <w:rPr>
+          <w:color w:val="222222"/>
+        </w:rPr>
+        <w:t xml:space="preserve"> and your case will be assigned to a judge at this time.</w:t>
+      </w:r>
+    </w:p>
+    <w:p>
+      <w:pPr>
+        <w:spacing w:before="180" w:after="180"/>
+        <w:rPr>
+          <w:color w:val="222222"/>
+        </w:rPr>
+      </w:pPr>
+      <w:r>
+        <w:rPr>
+          <w:color w:val="222222"/>
+        </w:rPr>
+        <w:t xml:space="preserve">If you are filing in person, the clerk will </w:t>
+      </w:r>
+      <w:r>
+        <w:t xml:space="preserve">print </w:t>
+      </w:r>
+      <w:proofErr w:type="gramStart"/>
+      <w:r>
+        <w:t>a Summons</w:t>
+      </w:r>
+      <w:proofErr w:type="gramEnd"/>
+      <w:r>
+        <w:t xml:space="preserve"> </w:t>
+      </w:r>
+      <w:r>
+        <w:rPr>
+          <w:color w:val="222222"/>
+        </w:rPr>
+        <w:t xml:space="preserve">and labels for you. You must sign the Summons and attach labels to each copy of the Complaint and on the reverse side of the Summons, which is your </w:t>
+      </w:r>
+      <w:r>
+        <w:t>Proof of Service. Keep the</w:t>
+      </w:r>
+      <w:r>
+        <w:rPr>
+          <w:color w:val="222222"/>
+        </w:rPr>
+        <w:t xml:space="preserve"> rest of the labels to use later. You must attach a label to every document that you file in your case, and you must have several labels served on your spouse. Your spouse must also attach labels to any papers they file in your divorce.</w:t>
+      </w:r>
+    </w:p>
+    <w:p>
+      <w:pPr>
+        <w:pStyle w:val="Heading5"/>
+      </w:pPr>
+      <w:r>
+        <w:t>- Filing by Mail:</w:t>
+      </w:r>
+    </w:p>
+    <w:p>
+      <w:pPr>
+        <w:spacing w:before="180" w:after="180"/>
+        <w:rPr>
+          <w:color w:val="222222"/>
+        </w:rPr>
+      </w:pPr>
+      <w:r>
+        <w:rPr>
+          <w:color w:val="222222"/>
+        </w:rPr>
+        <w:t>You could also choose to file by mail. Parties and attorneys may continue to mail filings to the Wayne County Clerk by addressing them to Wayne County Clerk, Room 201, Coleman A. Young Municipal Center, Two Woodward Avenue, 48226.</w:t>
+      </w:r>
+    </w:p>
+    <w:p>
+      <w:pPr>
+        <w:spacing w:before="180" w:after="180"/>
+      </w:pPr>
+      <w:r>
+        <w:rPr>
           <w:b/>
           <w:color w:val="222222"/>
         </w:rPr>
-      </w:pPr>
+        <w:t xml:space="preserve">No matter which filing method you used, also email a Judge’s Copy of each filing to the Assigned Judge’s email listed </w:t>
+      </w:r>
       <w:r>
         <w:rPr>
           <w:b/>
           <w:color w:val="222222"/>
         </w:rPr>
-        <w:t xml:space="preserve">Visit the </w:t>
-      </w:r>
-      <w:hyperlink r:id="rId33" w:anchor="IPFilingSafetyReq">
-        <w:r>
-          <w:rPr>
-            <w:b/>
-            <w:color w:val="1155CC"/>
-            <w:u w:val="single"/>
-          </w:rPr>
-          <w:t>Third Circuit Court website</w:t>
-        </w:r>
-      </w:hyperlink>
+        <w:t>at</w:t>
+      </w:r>
       <w:r>
         <w:rPr>
           <w:b/>
           <w:color w:val="222222"/>
         </w:rPr>
-        <w:t xml:space="preserve"> for information about in-person filing safety requirements.</w:t>
-      </w:r>
-    </w:p>
-    <w:p>
-      <w:pPr>
-        <w:spacing w:before="180" w:after="180"/>
-        <w:rPr>
-          <w:color w:val="222222"/>
-        </w:rPr>
-      </w:pPr>
-      <w:r>
-        <w:rPr>
-          <w:color w:val="222222"/>
-        </w:rPr>
-        <w:t xml:space="preserve">The clerk will stamp and file your Complaint for Divorce. You will get a case </w:t>
-      </w:r>
-      <w:proofErr w:type="gramStart"/>
-      <w:r>
-        <w:rPr>
-          <w:color w:val="222222"/>
-        </w:rPr>
-        <w:t>number</w:t>
-      </w:r>
-      <w:proofErr w:type="gramEnd"/>
-      <w:r>
-        <w:rPr>
-          <w:color w:val="222222"/>
-        </w:rPr>
-        <w:t xml:space="preserve"> and your case will be assigned to a judge at this time.</w:t>
-      </w:r>
-    </w:p>
-    <w:p>
-      <w:pPr>
-        <w:spacing w:before="180" w:after="180"/>
-        <w:rPr>
-          <w:color w:val="222222"/>
-        </w:rPr>
-      </w:pPr>
-      <w:r>
-        <w:rPr>
-          <w:color w:val="222222"/>
-        </w:rPr>
-        <w:t xml:space="preserve">If you are filing in person, the clerk will </w:t>
-      </w:r>
-      <w:r>
-        <w:t xml:space="preserve">print </w:t>
-      </w:r>
-      <w:proofErr w:type="gramStart"/>
-      <w:r>
-        <w:t>a Summons</w:t>
-      </w:r>
-      <w:proofErr w:type="gramEnd"/>
-      <w:r>
         <w:t xml:space="preserve"> </w:t>
       </w:r>
-      <w:r>
-        <w:rPr>
-          <w:color w:val="222222"/>
-        </w:rPr>
-        <w:t xml:space="preserve">and labels for you. You must sign the Summons and attach labels to each copy of the Complaint and on the reverse side of the Summons, which is your </w:t>
-      </w:r>
-      <w:r>
-        <w:t>Proof of Service. Keep the</w:t>
-      </w:r>
-      <w:r>
-        <w:rPr>
-          <w:color w:val="222222"/>
-        </w:rPr>
-        <w:t xml:space="preserve"> rest of the labels to use later. You must attach a label to every document that you file in your case, and you must have several labels served on your spouse. Your spouse must also attach labels to any papers they file in your divorce.</w:t>
-      </w:r>
-    </w:p>
-    <w:p>
-      <w:pPr>
-        <w:pStyle w:val="Heading5"/>
-      </w:pPr>
-      <w:r>
-        <w:lastRenderedPageBreak/>
-        <w:t>- Filing by Mail:</w:t>
-      </w:r>
-    </w:p>
-    <w:p>
-      <w:pPr>
-        <w:spacing w:before="180" w:after="180"/>
-        <w:rPr>
-          <w:color w:val="222222"/>
-        </w:rPr>
-      </w:pPr>
-      <w:r>
-        <w:rPr>
-          <w:color w:val="222222"/>
-        </w:rPr>
-        <w:t>You could also choose to file by mail. Parties and attorneys may continue to mail filings to the Wayne County Clerk by addressing them to Wayne County Clerk, Room 201, Coleman A. Young Municipal Center, Two Woodward Avenue, 48226.</w:t>
-      </w:r>
-    </w:p>
-    <w:p>
-      <w:pPr>
-        <w:spacing w:before="180" w:after="180"/>
-      </w:pPr>
-      <w:r>
-        <w:rPr>
-          <w:b/>
-          <w:color w:val="222222"/>
-        </w:rPr>
-        <w:t xml:space="preserve">No matter which filing method you used, also e-mail a Judge’s Copy of each filing to the Assigned Judge’s email listed </w:t>
-      </w:r>
-      <w:r>
-        <w:rPr>
-          <w:b/>
-          <w:color w:val="222222"/>
-        </w:rPr>
-        <w:t>at</w:t>
-      </w:r>
-      <w:r>
-        <w:rPr>
-          <w:b/>
-          <w:color w:val="222222"/>
-        </w:rPr>
-        <w:t xml:space="preserve"> </w:t>
-      </w:r>
-      <w:hyperlink r:id="rId34" w:history="1">
+      <w:hyperlink r:id="rId32" w:history="1">
         <w:r>
           <w:rPr>
             <w:b/>
@@ -3897,12 +4269,24 @@
         <w:rPr>
           <w:color w:val="BFBFBF" w:themeColor="background1" w:themeShade="BF"/>
         </w:rPr>
-        <w:t xml:space="preserve">if </w:t>
+        <w:t>if</w:t>
       </w:r>
       <w:r>
         <w:rPr>
           <w:color w:val="BFBFBF" w:themeColor="background1" w:themeShade="BF"/>
         </w:rPr>
+        <w:t xml:space="preserve"> not</w:t>
+      </w:r>
+      <w:r>
+        <w:rPr>
+          <w:color w:val="BFBFBF" w:themeColor="background1" w:themeShade="BF"/>
+        </w:rPr>
+        <w:t xml:space="preserve"> </w:t>
+      </w:r>
+      <w:r>
+        <w:rPr>
+          <w:color w:val="BFBFBF" w:themeColor="background1" w:themeShade="BF"/>
+        </w:rPr>
         <w:t>Wayne</w:t>
       </w:r>
     </w:p>
@@ -3977,7 +4361,7 @@
         </w:rPr>
         <w:t xml:space="preserve">Upload your documents in </w:t>
       </w:r>
-      <w:hyperlink r:id="rId35">
+      <w:hyperlink r:id="rId33">
         <w:proofErr w:type="spellStart"/>
         <w:r>
           <w:rPr>
@@ -4224,6 +4608,60 @@
           <w:color w:val="222222"/>
         </w:rPr>
       </w:pPr>
+      <w:hyperlink r:id="rId34" w:history="1">
+        <w:proofErr w:type="spellStart"/>
+        <w:r>
+          <w:rPr>
+            <w:color w:val="1155CC"/>
+            <w:u w:val="single"/>
+          </w:rPr>
+          <w:t>MiFILE</w:t>
+        </w:r>
+        <w:proofErr w:type="spellEnd"/>
+      </w:hyperlink>
+      <w:r>
+        <w:rPr>
+          <w:color w:val="222222"/>
+        </w:rPr>
+        <w:t xml:space="preserve"> is only available for </w:t>
+      </w:r>
+      <w:proofErr w:type="gramStart"/>
+      <w:r>
+        <w:rPr>
+          <w:color w:val="222222"/>
+        </w:rPr>
+        <w:t>some courts</w:t>
+      </w:r>
+      <w:proofErr w:type="gramEnd"/>
+      <w:r>
+        <w:rPr>
+          <w:color w:val="222222"/>
+        </w:rPr>
+        <w:t>. Even in courts where it is available, you can only use it for some case types. Click this link to </w:t>
+      </w:r>
+      <w:hyperlink r:id="rId35" w:history="1">
+        <w:r>
+          <w:rPr>
+            <w:color w:val="1155CC"/>
+            <w:u w:val="single"/>
+          </w:rPr>
+          <w:t>check if you can e-file</w:t>
+        </w:r>
+      </w:hyperlink>
+      <w:r>
+        <w:rPr>
+          <w:color w:val="222222"/>
+        </w:rPr>
+        <w:t>.</w:t>
+      </w:r>
+    </w:p>
+    <w:p>
+      <w:pPr>
+        <w:spacing w:before="180" w:after="180"/>
+        <w:rPr>
+          <w:color w:val="222222"/>
+        </w:rPr>
+      </w:pPr>
       <w:r>
         <w:rPr>
           <w:color w:val="222222"/>
@@ -4472,6 +4910,7 @@
         <w:rPr>
           <w:color w:val="222222"/>
         </w:rPr>
+        <w:lastRenderedPageBreak/>
         <w:t>It will cost you at least $</w:t>
       </w:r>
       <w:r>
@@ -4579,21 +5018,7 @@
         <w:rPr>
           <w:color w:val="222222"/>
         </w:rPr>
-        <w:t xml:space="preserve">Pay </w:t>
-      </w:r>
-      <w:proofErr w:type="gramStart"/>
-      <w:r>
-        <w:rPr>
-          <w:color w:val="222222"/>
-        </w:rPr>
-        <w:t>the filing</w:t>
-      </w:r>
-      <w:proofErr w:type="gramEnd"/>
-      <w:r>
-        <w:rPr>
-          <w:color w:val="222222"/>
-        </w:rPr>
-        <w:t xml:space="preserve"> fee or file a Fee Waiver Request along with the following documents:</w:t>
+        <w:t>Pay the filing fee or file a Fee Waiver Request along with the following documents:</w:t>
       </w:r>
     </w:p>
     <w:p>
@@ -4633,7 +5058,6 @@
         <w:rPr>
           <w:color w:val="222222"/>
         </w:rPr>
-        <w:lastRenderedPageBreak/>
         <w:t>Summons</w:t>
       </w:r>
     </w:p>
@@ -4700,21 +5124,6 @@
       </w:r>
       <w:r>
         <w:t>Jurisdiction Enforcement Act Affidavit</w:t>
-      </w:r>
-    </w:p>
-    <w:p>
-      <w:pPr>
-        <w:numPr>
-          <w:ilvl w:val="0"/>
-          <w:numId w:val="3"/>
-        </w:numPr>
-        <w:spacing w:after="0"/>
-      </w:pPr>
-      <w:r>
-        <w:rPr>
-          <w:color w:val="222222"/>
-        </w:rPr>
-        <w:t>Verified Statement</w:t>
       </w:r>
     </w:p>
     <w:p>
@@ -5029,6 +5438,53 @@
     </w:p>
     <w:p>
       <w:pPr>
+        <w:pStyle w:val="Normal1"/>
+        <w:numPr>
+          <w:ilvl w:val="0"/>
+          <w:numId w:val="3"/>
+        </w:numPr>
+        <w:shd w:val="clear" w:color="auto" w:fill="FFFFFF"/>
+        <w:rPr>
+          <w:rFonts w:asciiTheme="minorHAnsi" w:hAnsiTheme="minorHAnsi" w:cstheme="minorHAnsi"/>
+          <w:color w:val="000000"/>
+          <w:sz w:val="22"/>
+          <w:szCs w:val="22"/>
+        </w:rPr>
+      </w:pPr>
+      <w:r>
+        <w:rPr>
+          <w:rFonts w:asciiTheme="minorHAnsi" w:hAnsiTheme="minorHAnsi" w:cstheme="minorHAnsi"/>
+          <w:color w:val="000000"/>
+          <w:sz w:val="22"/>
+          <w:szCs w:val="22"/>
+          <w:shd w:val="clear" w:color="auto" w:fill="CCFFCC"/>
+        </w:rPr>
+        <w:t>Verified Statement</w:t>
+      </w:r>
+      <w:r>
+        <w:rPr>
+          <w:rStyle w:val="Strong"/>
+          <w:rFonts w:asciiTheme="minorHAnsi" w:hAnsiTheme="minorHAnsi" w:cstheme="minorHAnsi"/>
+          <w:color w:val="000000"/>
+          <w:sz w:val="22"/>
+          <w:szCs w:val="22"/>
+          <w:shd w:val="clear" w:color="auto" w:fill="CCFFCC"/>
+        </w:rPr>
+        <w:t>*</w:t>
+      </w:r>
+      <w:r>
+        <w:rPr>
+          <w:rFonts w:asciiTheme="minorHAnsi" w:hAnsiTheme="minorHAnsi" w:cstheme="minorHAnsi"/>
+          <w:color w:val="000000"/>
+          <w:sz w:val="22"/>
+          <w:szCs w:val="22"/>
+          <w:shd w:val="clear" w:color="auto" w:fill="CCFFCC"/>
+        </w:rPr>
+        <w:t> (You may need to submit this form differently. Learn more below.)</w:t>
+      </w:r>
+    </w:p>
+    <w:p>
+      <w:pPr>
         <w:numPr>
           <w:ilvl w:val="0"/>
           <w:numId w:val="3"/>
@@ -5598,6 +6054,53 @@
       </w:pPr>
       <w:r>
         <w:rPr>
+          <w:b/>
+          <w:bCs/>
+          <w:color w:val="222222"/>
+        </w:rPr>
+        <w:lastRenderedPageBreak/>
+        <w:t>*Verified Statement: </w:t>
+      </w:r>
+      <w:r>
+        <w:rPr>
+          <w:color w:val="222222"/>
+        </w:rPr>
+        <w:t>Ask the court clerk or the Friend of the Court (FOC) if you should submit the Verified Statement to the FOC directly or file it with your other forms.</w:t>
+      </w:r>
+      <w:r>
+        <w:rPr>
+          <w:color w:val="222222"/>
+        </w:rPr>
+        <w:t xml:space="preserve"> </w:t>
+      </w:r>
+      <w:r>
+        <w:rPr>
+          <w:color w:val="222222"/>
+        </w:rPr>
+        <w:t>The Verified Statement belongs in the nonpublic FOC file instead of the public court file. Some courts will let you file it with the clerk</w:t>
+      </w:r>
+      <w:r>
+        <w:rPr>
+          <w:color w:val="222222"/>
+        </w:rPr>
+        <w:t>’</w:t>
+      </w:r>
+      <w:r>
+        <w:rPr>
+          <w:color w:val="222222"/>
+        </w:rPr>
+        <w:t>s office, and the clerk will separate it from the other filings and send it to the FOC. Other courts may want you to provide the Verified Statement to the FOC instead.</w:t>
+      </w:r>
+    </w:p>
+    <w:p>
+      <w:pPr>
+        <w:spacing w:before="180" w:after="180"/>
+        <w:rPr>
+          <w:color w:val="222222"/>
+        </w:rPr>
+      </w:pPr>
+      <w:r>
+        <w:rPr>
           <w:color w:val="222222"/>
         </w:rPr>
         <w:t xml:space="preserve">{%p if </w:t>
@@ -5738,7 +6241,6 @@
         <w:pStyle w:val="Heading3"/>
       </w:pPr>
       <w:r>
-        <w:lastRenderedPageBreak/>
         <w:t xml:space="preserve">Step 6: </w:t>
       </w:r>
       <w:r>
@@ -6279,6 +6781,7 @@
           <w:color w:val="222222"/>
           <w:highlight w:val="white"/>
         </w:rPr>
+        <w:lastRenderedPageBreak/>
         <w:t>{%p</w:t>
       </w:r>
       <w:r>
@@ -7526,6 +8029,119 @@
     </w:lvl>
   </w:abstractNum>
   <w:abstractNum w:abstractNumId="9" w15:restartNumberingAfterBreak="0">
+    <w:nsid w:val="29F54714"/>
+    <w:multiLevelType w:val="hybridMultilevel"/>
+    <w:tmpl w:val="1FB258E6"/>
+    <w:lvl w:ilvl="0" w:tplc="04090001">
+      <w:start w:val="1"/>
+      <w:numFmt w:val="bullet"/>
+      <w:lvlText w:val=""/>
+      <w:lvlJc w:val="left"/>
+      <w:pPr>
+        <w:ind w:left="720" w:hanging="360"/>
+      </w:pPr>
+      <w:rPr>
+        <w:rFonts w:ascii="Symbol" w:hAnsi="Symbol" w:hint="default"/>
+      </w:rPr>
+    </w:lvl>
+    <w:lvl w:ilvl="1" w:tplc="04090003" w:tentative="1">
+      <w:start w:val="1"/>
+      <w:numFmt w:val="bullet"/>
+      <w:lvlText w:val="o"/>
+      <w:lvlJc w:val="left"/>
+      <w:pPr>
+        <w:ind w:left="1440" w:hanging="360"/>
+      </w:pPr>
+      <w:rPr>
+        <w:rFonts w:ascii="Courier New" w:hAnsi="Courier New" w:cs="Courier New" w:hint="default"/>
+      </w:rPr>
+    </w:lvl>
+    <w:lvl w:ilvl="2" w:tplc="04090005" w:tentative="1">
+      <w:start w:val="1"/>
+      <w:numFmt w:val="bullet"/>
+      <w:lvlText w:val=""/>
+      <w:lvlJc w:val="left"/>
+      <w:pPr>
+        <w:ind w:left="2160" w:hanging="360"/>
+      </w:pPr>
+      <w:rPr>
+        <w:rFonts w:ascii="Wingdings" w:hAnsi="Wingdings" w:hint="default"/>
+      </w:rPr>
+    </w:lvl>
+    <w:lvl w:ilvl="3" w:tplc="04090001" w:tentative="1">
+      <w:start w:val="1"/>
+      <w:numFmt w:val="bullet"/>
+      <w:lvlText w:val=""/>
+      <w:lvlJc w:val="left"/>
+      <w:pPr>
+        <w:ind w:left="2880" w:hanging="360"/>
+      </w:pPr>
+      <w:rPr>
+        <w:rFonts w:ascii="Symbol" w:hAnsi="Symbol" w:hint="default"/>
+      </w:rPr>
+    </w:lvl>
+    <w:lvl w:ilvl="4" w:tplc="04090003" w:tentative="1">
+      <w:start w:val="1"/>
+      <w:numFmt w:val="bullet"/>
+      <w:lvlText w:val="o"/>
+      <w:lvlJc w:val="left"/>
+      <w:pPr>
+        <w:ind w:left="3600" w:hanging="360"/>
+      </w:pPr>
+      <w:rPr>
+        <w:rFonts w:ascii="Courier New" w:hAnsi="Courier New" w:cs="Courier New" w:hint="default"/>
+      </w:rPr>
+    </w:lvl>
+    <w:lvl w:ilvl="5" w:tplc="04090005" w:tentative="1">
+      <w:start w:val="1"/>
+      <w:numFmt w:val="bullet"/>
+      <w:lvlText w:val=""/>
+      <w:lvlJc w:val="left"/>
+      <w:pPr>
+        <w:ind w:left="4320" w:hanging="360"/>
+      </w:pPr>
+      <w:rPr>
+        <w:rFonts w:ascii="Wingdings" w:hAnsi="Wingdings" w:hint="default"/>
+      </w:rPr>
+    </w:lvl>
+    <w:lvl w:ilvl="6" w:tplc="04090001" w:tentative="1">
+      <w:start w:val="1"/>
+      <w:numFmt w:val="bullet"/>
+      <w:lvlText w:val=""/>
+      <w:lvlJc w:val="left"/>
+      <w:pPr>
+        <w:ind w:left="5040" w:hanging="360"/>
+      </w:pPr>
+      <w:rPr>
+        <w:rFonts w:ascii="Symbol" w:hAnsi="Symbol" w:hint="default"/>
+      </w:rPr>
+    </w:lvl>
+    <w:lvl w:ilvl="7" w:tplc="04090003" w:tentative="1">
+      <w:start w:val="1"/>
+      <w:numFmt w:val="bullet"/>
+      <w:lvlText w:val="o"/>
+      <w:lvlJc w:val="left"/>
+      <w:pPr>
+        <w:ind w:left="5760" w:hanging="360"/>
+      </w:pPr>
+      <w:rPr>
+        <w:rFonts w:ascii="Courier New" w:hAnsi="Courier New" w:cs="Courier New" w:hint="default"/>
+      </w:rPr>
+    </w:lvl>
+    <w:lvl w:ilvl="8" w:tplc="04090005" w:tentative="1">
+      <w:start w:val="1"/>
+      <w:numFmt w:val="bullet"/>
+      <w:lvlText w:val=""/>
+      <w:lvlJc w:val="left"/>
+      <w:pPr>
+        <w:ind w:left="6480" w:hanging="360"/>
+      </w:pPr>
+      <w:rPr>
+        <w:rFonts w:ascii="Wingdings" w:hAnsi="Wingdings" w:hint="default"/>
+      </w:rPr>
+    </w:lvl>
+  </w:abstractNum>
+  <w:abstractNum w:abstractNumId="10" w15:restartNumberingAfterBreak="0">
     <w:nsid w:val="4219791C"/>
     <w:multiLevelType w:val="hybridMultilevel"/>
     <w:tmpl w:val="DB0039A2"/>
@@ -7638,7 +8254,7 @@
       </w:rPr>
     </w:lvl>
   </w:abstractNum>
-  <w:abstractNum w:abstractNumId="10" w15:restartNumberingAfterBreak="0">
+  <w:abstractNum w:abstractNumId="11" w15:restartNumberingAfterBreak="0">
     <w:nsid w:val="5CEE60AC"/>
     <w:multiLevelType w:val="multilevel"/>
     <w:tmpl w:val="0726B236"/>
@@ -7751,7 +8367,7 @@
       </w:rPr>
     </w:lvl>
   </w:abstractNum>
-  <w:abstractNum w:abstractNumId="11" w15:restartNumberingAfterBreak="0">
+  <w:abstractNum w:abstractNumId="12" w15:restartNumberingAfterBreak="0">
     <w:nsid w:val="64A26D48"/>
     <w:multiLevelType w:val="multilevel"/>
     <w:tmpl w:val="5B86A962"/>
@@ -7865,7 +8481,7 @@
       </w:pPr>
     </w:lvl>
   </w:abstractNum>
-  <w:abstractNum w:abstractNumId="12" w15:restartNumberingAfterBreak="0">
+  <w:abstractNum w:abstractNumId="13" w15:restartNumberingAfterBreak="0">
     <w:nsid w:val="67700AC5"/>
     <w:multiLevelType w:val="hybridMultilevel"/>
     <w:tmpl w:val="CA500562"/>
@@ -7979,7 +8595,7 @@
       </w:rPr>
     </w:lvl>
   </w:abstractNum>
-  <w:abstractNum w:abstractNumId="13" w15:restartNumberingAfterBreak="0">
+  <w:abstractNum w:abstractNumId="14" w15:restartNumberingAfterBreak="0">
     <w:nsid w:val="6A325AE7"/>
     <w:multiLevelType w:val="multilevel"/>
     <w:tmpl w:val="4802C164"/>
@@ -8096,7 +8712,7 @@
       </w:rPr>
     </w:lvl>
   </w:abstractNum>
-  <w:abstractNum w:abstractNumId="14" w15:restartNumberingAfterBreak="0">
+  <w:abstractNum w:abstractNumId="15" w15:restartNumberingAfterBreak="0">
     <w:nsid w:val="6DD0149C"/>
     <w:multiLevelType w:val="multilevel"/>
     <w:tmpl w:val="AF44435E"/>
@@ -8213,7 +8829,7 @@
       </w:rPr>
     </w:lvl>
   </w:abstractNum>
-  <w:abstractNum w:abstractNumId="15" w15:restartNumberingAfterBreak="0">
+  <w:abstractNum w:abstractNumId="16" w15:restartNumberingAfterBreak="0">
     <w:nsid w:val="70B5265B"/>
     <w:multiLevelType w:val="multilevel"/>
     <w:tmpl w:val="55FAD4E6"/>
@@ -8343,25 +8959,25 @@
     <w:abstractNumId w:val="1"/>
   </w:num>
   <w:num w:numId="5" w16cid:durableId="2018071215">
-    <w:abstractNumId w:val="11"/>
+    <w:abstractNumId w:val="12"/>
   </w:num>
   <w:num w:numId="6" w16cid:durableId="506209646">
-    <w:abstractNumId w:val="14"/>
+    <w:abstractNumId w:val="15"/>
   </w:num>
   <w:num w:numId="7" w16cid:durableId="567612071">
-    <w:abstractNumId w:val="13"/>
+    <w:abstractNumId w:val="14"/>
   </w:num>
   <w:num w:numId="8" w16cid:durableId="1598950322">
     <w:abstractNumId w:val="8"/>
   </w:num>
   <w:num w:numId="9" w16cid:durableId="1769698378">
-    <w:abstractNumId w:val="9"/>
+    <w:abstractNumId w:val="10"/>
   </w:num>
   <w:num w:numId="10" w16cid:durableId="611013175">
-    <w:abstractNumId w:val="10"/>
+    <w:abstractNumId w:val="11"/>
   </w:num>
   <w:num w:numId="11" w16cid:durableId="223682306">
-    <w:abstractNumId w:val="15"/>
+    <w:abstractNumId w:val="16"/>
   </w:num>
   <w:num w:numId="12" w16cid:durableId="1534727293">
     <w:abstractNumId w:val="7"/>
@@ -8373,13 +8989,16 @@
     <w:abstractNumId w:val="2"/>
   </w:num>
   <w:num w:numId="15" w16cid:durableId="684290054">
-    <w:abstractNumId w:val="12"/>
+    <w:abstractNumId w:val="13"/>
   </w:num>
   <w:num w:numId="16" w16cid:durableId="457531104">
     <w:abstractNumId w:val="3"/>
   </w:num>
   <w:num w:numId="17" w16cid:durableId="1244102456">
-    <w:abstractNumId w:val="11"/>
+    <w:abstractNumId w:val="12"/>
+  </w:num>
+  <w:num w:numId="18" w16cid:durableId="609698747">
+    <w:abstractNumId w:val="9"/>
   </w:num>
 </w:numbering>
 </file>
@@ -9075,6 +9694,19 @@
       <w:shd w:val="clear" w:color="auto" w:fill="E1DFDD"/>
     </w:rPr>
   </w:style>
+  <w:style w:type="paragraph" w:customStyle="1" w:styleId="Normal1">
+    <w:name w:val="Normal1"/>
+    <w:basedOn w:val="Normal"/>
+    <w:rsid w:val="00F10F82"/>
+    <w:pPr>
+      <w:spacing w:before="100" w:beforeAutospacing="1" w:after="100" w:afterAutospacing="1" w:line="240" w:lineRule="auto"/>
+    </w:pPr>
+    <w:rPr>
+      <w:rFonts w:ascii="Times New Roman" w:eastAsia="Times New Roman" w:hAnsi="Times New Roman" w:cs="Times New Roman"/>
+      <w:sz w:val="24"/>
+      <w:szCs w:val="24"/>
+    </w:rPr>
+  </w:style>
 </w:styles>
 </file>
 

--- a/docassemble/MLHDivorceAndCustody/data/templates/instructions_divorce_with_children.docx
+++ b/docassemble/MLHDivorceAndCustody/data/templates/instructions_divorce_with_children.docx
@@ -2672,15 +2672,7 @@
           <w:bCs/>
           <w:color w:val="222222"/>
         </w:rPr>
-        <w:t>3</w:t>
-      </w:r>
-      <w:r>
-        <w:rPr>
-          <w:b/>
-          <w:bCs/>
-          <w:color w:val="222222"/>
-        </w:rPr>
-        <w:t xml:space="preserve"> </w:t>
+        <w:t xml:space="preserve">3 </w:t>
       </w:r>
       <w:proofErr w:type="gramStart"/>
       <w:r>
@@ -3396,7 +3388,21 @@
         <w:rPr>
           <w:color w:val="222222"/>
         </w:rPr>
-        <w:t xml:space="preserve"> does not get any of the other documents.{% else %}</w:t>
+        <w:t xml:space="preserve"> does not get any of the other </w:t>
+      </w:r>
+      <w:proofErr w:type="gramStart"/>
+      <w:r>
+        <w:rPr>
+          <w:color w:val="222222"/>
+        </w:rPr>
+        <w:t>documents.{</w:t>
+      </w:r>
+      <w:proofErr w:type="gramEnd"/>
+      <w:r>
+        <w:rPr>
+          <w:color w:val="222222"/>
+        </w:rPr>
+        <w:t>% else %}</w:t>
       </w:r>
       <w:r>
         <w:rPr>
@@ -3405,10 +3411,15 @@
         <w:t xml:space="preserve"> </w:t>
       </w:r>
       <w:r>
-        <w:t>(if needed)</w:t>
-      </w:r>
-      <w:r>
-        <w:t xml:space="preserve">. </w:t>
+        <w:t xml:space="preserve">(if </w:t>
+      </w:r>
+      <w:proofErr w:type="gramStart"/>
+      <w:r>
+        <w:t>needed).</w:t>
+      </w:r>
+      <w:proofErr w:type="gramEnd"/>
+      <w:r>
+        <w:t xml:space="preserve"> </w:t>
       </w:r>
       <w:r>
         <w:rPr>
@@ -5438,53 +5449,6 @@
     </w:p>
     <w:p>
       <w:pPr>
-        <w:pStyle w:val="Normal1"/>
-        <w:numPr>
-          <w:ilvl w:val="0"/>
-          <w:numId w:val="3"/>
-        </w:numPr>
-        <w:shd w:val="clear" w:color="auto" w:fill="FFFFFF"/>
-        <w:rPr>
-          <w:rFonts w:asciiTheme="minorHAnsi" w:hAnsiTheme="minorHAnsi" w:cstheme="minorHAnsi"/>
-          <w:color w:val="000000"/>
-          <w:sz w:val="22"/>
-          <w:szCs w:val="22"/>
-        </w:rPr>
-      </w:pPr>
-      <w:r>
-        <w:rPr>
-          <w:rFonts w:asciiTheme="minorHAnsi" w:hAnsiTheme="minorHAnsi" w:cstheme="minorHAnsi"/>
-          <w:color w:val="000000"/>
-          <w:sz w:val="22"/>
-          <w:szCs w:val="22"/>
-          <w:shd w:val="clear" w:color="auto" w:fill="CCFFCC"/>
-        </w:rPr>
-        <w:t>Verified Statement</w:t>
-      </w:r>
-      <w:r>
-        <w:rPr>
-          <w:rStyle w:val="Strong"/>
-          <w:rFonts w:asciiTheme="minorHAnsi" w:hAnsiTheme="minorHAnsi" w:cstheme="minorHAnsi"/>
-          <w:color w:val="000000"/>
-          <w:sz w:val="22"/>
-          <w:szCs w:val="22"/>
-          <w:shd w:val="clear" w:color="auto" w:fill="CCFFCC"/>
-        </w:rPr>
-        <w:t>*</w:t>
-      </w:r>
-      <w:r>
-        <w:rPr>
-          <w:rFonts w:asciiTheme="minorHAnsi" w:hAnsiTheme="minorHAnsi" w:cstheme="minorHAnsi"/>
-          <w:color w:val="000000"/>
-          <w:sz w:val="22"/>
-          <w:szCs w:val="22"/>
-          <w:shd w:val="clear" w:color="auto" w:fill="CCFFCC"/>
-        </w:rPr>
-        <w:t> (You may need to submit this form differently. Learn more below.)</w:t>
-      </w:r>
-    </w:p>
-    <w:p>
-      <w:pPr>
         <w:numPr>
           <w:ilvl w:val="0"/>
           <w:numId w:val="3"/>
@@ -5492,15 +5456,32 @@
         <w:spacing w:after="0"/>
       </w:pPr>
       <w:r>
-        <w:rPr>
-          <w:color w:val="222222"/>
-        </w:rPr>
-        <w:t xml:space="preserve">{%p if </w:t>
+        <w:t xml:space="preserve">Verified </w:t>
+      </w:r>
+      <w:proofErr w:type="gramStart"/>
+      <w:r>
+        <w:t>Statement</w:t>
+      </w:r>
+      <w:r>
+        <w:rPr>
+          <w:color w:val="222222"/>
+          <w:highlight w:val="white"/>
+        </w:rPr>
+        <w:t>{</w:t>
+      </w:r>
+      <w:proofErr w:type="gramEnd"/>
+      <w:r>
+        <w:rPr>
+          <w:color w:val="222222"/>
+          <w:highlight w:val="white"/>
+        </w:rPr>
+        <w:t xml:space="preserve">% if </w:t>
       </w:r>
       <w:proofErr w:type="spellStart"/>
       <w:r>
         <w:rPr>
           <w:color w:val="222222"/>
+          <w:highlight w:val="white"/>
         </w:rPr>
         <w:t>county_choice</w:t>
       </w:r>
@@ -5508,9 +5489,85 @@
       <w:r>
         <w:rPr>
           <w:color w:val="222222"/>
-        </w:rPr>
-        <w:t xml:space="preserve"> == “Ingham” %}</w:t>
-      </w:r>
+          <w:highlight w:val="white"/>
+        </w:rPr>
+        <w:t xml:space="preserve"> </w:t>
+      </w:r>
+      <w:r>
+        <w:rPr>
+          <w:color w:val="222222"/>
+          <w:highlight w:val="white"/>
+        </w:rPr>
+        <w:t xml:space="preserve">not </w:t>
+      </w:r>
+      <w:r>
+        <w:rPr>
+          <w:color w:val="222222"/>
+          <w:highlight w:val="white"/>
+        </w:rPr>
+        <w:t>in “</w:t>
+      </w:r>
+      <w:proofErr w:type="spellStart"/>
+      <w:r>
+        <w:rPr>
+          <w:color w:val="222222"/>
+          <w:highlight w:val="white"/>
+        </w:rPr>
+        <w:t>Allegan|Ingham|Lenawee|</w:t>
+      </w:r>
+      <w:r>
+        <w:rPr>
+          <w:color w:val="222222"/>
+          <w:highlight w:val="white"/>
+        </w:rPr>
+        <w:t>Oakland</w:t>
+      </w:r>
+      <w:r>
+        <w:rPr>
+          <w:color w:val="222222"/>
+          <w:highlight w:val="white"/>
+        </w:rPr>
+        <w:t>|Ottawa</w:t>
+      </w:r>
+      <w:proofErr w:type="spellEnd"/>
+      <w:r>
+        <w:rPr>
+          <w:color w:val="222222"/>
+          <w:highlight w:val="white"/>
+        </w:rPr>
+        <w:t xml:space="preserve">” </w:t>
+      </w:r>
+      <w:proofErr w:type="gramStart"/>
+      <w:r>
+        <w:rPr>
+          <w:color w:val="222222"/>
+          <w:highlight w:val="white"/>
+        </w:rPr>
+        <w:t>%}</w:t>
+      </w:r>
+      <w:r>
+        <w:t>*</w:t>
+      </w:r>
+      <w:proofErr w:type="gramEnd"/>
+      <w:r>
+        <w:t> (You may need to submit this form differently. Learn more below</w:t>
+      </w:r>
+      <w:proofErr w:type="gramStart"/>
+      <w:r>
+        <w:t>.)</w:t>
+      </w:r>
+      <w:r>
+        <w:t>{</w:t>
+      </w:r>
+      <w:proofErr w:type="gramEnd"/>
+      <w:r>
+        <w:t xml:space="preserve">% </w:t>
+      </w:r>
+      <w:proofErr w:type="gramStart"/>
+      <w:r>
+        <w:t>endif %}</w:t>
+      </w:r>
+      <w:proofErr w:type="gramEnd"/>
     </w:p>
     <w:p>
       <w:pPr>
@@ -5524,7 +5581,21 @@
         <w:rPr>
           <w:color w:val="222222"/>
         </w:rPr>
-        <w:t>Party Information Form (The clerk will give you this to complete. This form is for the court’s use only.)</w:t>
+        <w:t xml:space="preserve">{%p if </w:t>
+      </w:r>
+      <w:proofErr w:type="spellStart"/>
+      <w:r>
+        <w:rPr>
+          <w:color w:val="222222"/>
+        </w:rPr>
+        <w:t>county_choice</w:t>
+      </w:r>
+      <w:proofErr w:type="spellEnd"/>
+      <w:r>
+        <w:rPr>
+          <w:color w:val="222222"/>
+        </w:rPr>
+        <w:t xml:space="preserve"> == “Ingham” %}</w:t>
       </w:r>
     </w:p>
     <w:p>
@@ -5539,16 +5610,8 @@
         <w:rPr>
           <w:color w:val="222222"/>
         </w:rPr>
-        <w:t xml:space="preserve">{%p </w:t>
-      </w:r>
-      <w:proofErr w:type="gramStart"/>
-      <w:r>
-        <w:rPr>
-          <w:color w:val="222222"/>
-        </w:rPr>
-        <w:t>endif %}</w:t>
-      </w:r>
-      <w:proofErr w:type="gramEnd"/>
+        <w:t>Party Information Form (The clerk will give you this to complete. This form is for the court’s use only.)</w:t>
+      </w:r>
     </w:p>
     <w:p>
       <w:pPr>
@@ -5562,22 +5625,16 @@
         <w:rPr>
           <w:color w:val="222222"/>
         </w:rPr>
-        <w:t xml:space="preserve">{%p if </w:t>
-      </w:r>
-      <w:proofErr w:type="spellStart"/>
-      <w:r>
-        <w:rPr>
-          <w:color w:val="222222"/>
-        </w:rPr>
-        <w:t>county_choice</w:t>
-      </w:r>
-      <w:proofErr w:type="spellEnd"/>
-      <w:r>
-        <w:rPr>
-          <w:color w:val="222222"/>
-        </w:rPr>
-        <w:t xml:space="preserve"> == “Oscoda” %}</w:t>
-      </w:r>
+        <w:t xml:space="preserve">{%p </w:t>
+      </w:r>
+      <w:proofErr w:type="gramStart"/>
+      <w:r>
+        <w:rPr>
+          <w:color w:val="222222"/>
+        </w:rPr>
+        <w:t>endif %}</w:t>
+      </w:r>
+      <w:proofErr w:type="gramEnd"/>
     </w:p>
     <w:p>
       <w:pPr>
@@ -5591,6 +5648,35 @@
         <w:rPr>
           <w:color w:val="222222"/>
         </w:rPr>
+        <w:t xml:space="preserve">{%p if </w:t>
+      </w:r>
+      <w:proofErr w:type="spellStart"/>
+      <w:r>
+        <w:rPr>
+          <w:color w:val="222222"/>
+        </w:rPr>
+        <w:t>county_choice</w:t>
+      </w:r>
+      <w:proofErr w:type="spellEnd"/>
+      <w:r>
+        <w:rPr>
+          <w:color w:val="222222"/>
+        </w:rPr>
+        <w:t xml:space="preserve"> == “Oscoda” %}</w:t>
+      </w:r>
+    </w:p>
+    <w:p>
+      <w:pPr>
+        <w:numPr>
+          <w:ilvl w:val="0"/>
+          <w:numId w:val="3"/>
+        </w:numPr>
+        <w:spacing w:after="0"/>
+      </w:pPr>
+      <w:r>
+        <w:rPr>
+          <w:color w:val="222222"/>
+        </w:rPr>
         <w:t>Proof of Service</w:t>
       </w:r>
       <w:r>
@@ -6054,11 +6140,86 @@
       </w:pPr>
       <w:r>
         <w:rPr>
+          <w:color w:val="222222"/>
+          <w:highlight w:val="white"/>
+        </w:rPr>
+        <w:lastRenderedPageBreak/>
+        <w:t>{</w:t>
+      </w:r>
+      <w:r>
+        <w:rPr>
+          <w:color w:val="222222"/>
+          <w:highlight w:val="white"/>
+        </w:rPr>
+        <w:t>p</w:t>
+      </w:r>
+      <w:r>
+        <w:rPr>
+          <w:color w:val="222222"/>
+          <w:highlight w:val="white"/>
+        </w:rPr>
+        <w:t xml:space="preserve">% if </w:t>
+      </w:r>
+      <w:proofErr w:type="spellStart"/>
+      <w:r>
+        <w:rPr>
+          <w:color w:val="222222"/>
+          <w:highlight w:val="white"/>
+        </w:rPr>
+        <w:t>county_choice</w:t>
+      </w:r>
+      <w:proofErr w:type="spellEnd"/>
+      <w:r>
+        <w:rPr>
+          <w:color w:val="222222"/>
+          <w:highlight w:val="white"/>
+        </w:rPr>
+        <w:t xml:space="preserve"> not in “</w:t>
+      </w:r>
+      <w:proofErr w:type="spellStart"/>
+      <w:r>
+        <w:rPr>
+          <w:color w:val="222222"/>
+          <w:highlight w:val="white"/>
+        </w:rPr>
+        <w:t>Allegan|Ingham|Lenawee|</w:t>
+      </w:r>
+      <w:r>
+        <w:rPr>
+          <w:color w:val="222222"/>
+          <w:highlight w:val="white"/>
+        </w:rPr>
+        <w:t>Oakland</w:t>
+      </w:r>
+      <w:r>
+        <w:rPr>
+          <w:color w:val="222222"/>
+          <w:highlight w:val="white"/>
+        </w:rPr>
+        <w:t>|Ottawa</w:t>
+      </w:r>
+      <w:proofErr w:type="spellEnd"/>
+      <w:r>
+        <w:rPr>
+          <w:color w:val="222222"/>
+          <w:highlight w:val="white"/>
+        </w:rPr>
+        <w:t>” %}</w:t>
+      </w:r>
+    </w:p>
+    <w:p>
+      <w:pPr>
+        <w:spacing w:before="180" w:after="180"/>
+        <w:rPr>
+          <w:color w:val="222222"/>
+        </w:rPr>
+      </w:pPr>
+      <w:r>
+        <w:rPr>
           <w:b/>
           <w:bCs/>
           <w:color w:val="222222"/>
         </w:rPr>
-        <w:lastRenderedPageBreak/>
         <w:t>*Verified Statement: </w:t>
       </w:r>
       <w:r>
@@ -6091,6 +6252,28 @@
         </w:rPr>
         <w:t>s office, and the clerk will separate it from the other filings and send it to the FOC. Other courts may want you to provide the Verified Statement to the FOC instead.</w:t>
       </w:r>
+    </w:p>
+    <w:p>
+      <w:pPr>
+        <w:spacing w:before="180" w:after="180"/>
+        <w:rPr>
+          <w:color w:val="222222"/>
+        </w:rPr>
+      </w:pPr>
+      <w:r>
+        <w:rPr>
+          <w:color w:val="222222"/>
+        </w:rPr>
+        <w:t xml:space="preserve">{%p </w:t>
+      </w:r>
+      <w:proofErr w:type="gramStart"/>
+      <w:r>
+        <w:rPr>
+          <w:color w:val="222222"/>
+        </w:rPr>
+        <w:t>endif %}</w:t>
+      </w:r>
+      <w:proofErr w:type="gramEnd"/>
     </w:p>
     <w:p>
       <w:pPr>
@@ -6733,6 +6916,7 @@
         <w:rPr>
           <w:color w:val="222222"/>
         </w:rPr>
+        <w:lastRenderedPageBreak/>
         <w:t xml:space="preserve">Friend of the Court Handbook.  (Print a copy of this </w:t>
       </w:r>
       <w:hyperlink r:id="rId41" w:history="1">
@@ -6781,7 +6965,6 @@
           <w:color w:val="222222"/>
           <w:highlight w:val="white"/>
         </w:rPr>
-        <w:lastRenderedPageBreak/>
         <w:t>{%p</w:t>
       </w:r>
       <w:r>

--- a/docassemble/MLHDivorceAndCustody/data/templates/instructions_divorce_with_children.docx
+++ b/docassemble/MLHDivorceAndCustody/data/templates/instructions_divorce_with_children.docx
@@ -2545,12 +2545,8 @@
     </w:p>
     <w:p>
       <w:pPr>
-        <w:pStyle w:val="ListParagraph"/>
-        <w:numPr>
-          <w:ilvl w:val="0"/>
-          <w:numId w:val="18"/>
-        </w:numPr>
-        <w:spacing w:before="180" w:after="180"/>
+        <w:spacing w:before="180" w:after="180"/>
+        <w:ind w:left="144" w:hanging="144"/>
         <w:rPr>
           <w:color w:val="222222"/>
         </w:rPr>
@@ -2561,32 +2557,86 @@
           <w:bCs/>
           <w:color w:val="222222"/>
         </w:rPr>
+        <w:t xml:space="preserve"> - </w:t>
+      </w:r>
+      <w:r>
+        <w:rPr>
+          <w:b/>
+          <w:bCs/>
+          <w:color w:val="222222"/>
+        </w:rPr>
+        <w:t xml:space="preserve"> </w:t>
+      </w:r>
+      <w:r>
+        <w:rPr>
+          <w:b/>
+          <w:bCs/>
+          <w:color w:val="222222"/>
+        </w:rPr>
         <w:t>Find out if you need Friend of the Court copies.</w:t>
       </w:r>
       <w:r>
         <w:rPr>
           <w:color w:val="222222"/>
         </w:rPr>
-        <w:t xml:space="preserve"> If electronic filing is not an option for your case, contact the clerk’s office to find out if you need to provide extra copies of the documents you file to the Friend of the Court (FOC). Some but not all courts require FOC copies. If your court wants FOC copies, ask how they want you to provide them. Some courts may want you to label the copies “Friend of the Court” and file them along with your other documents in the clerk’s office. Other courts may require you to mail or deliver the copies to the FOC office. </w:t>
-      </w:r>
-    </w:p>
-    <w:p>
-      <w:pPr>
-        <w:pStyle w:val="ListParagraph"/>
-        <w:numPr>
-          <w:ilvl w:val="0"/>
-          <w:numId w:val="18"/>
-        </w:numPr>
-        <w:spacing w:before="180" w:after="180"/>
-        <w:rPr>
-          <w:color w:val="222222"/>
-        </w:rPr>
-      </w:pPr>
-      <w:r>
-        <w:rPr>
-          <w:color w:val="222222"/>
-        </w:rPr>
-        <w:t xml:space="preserve">If you will be filing in person at the court, make the following copies. </w:t>
+        <w:t xml:space="preserve"> If electronic filing is not an option for your case, contact the clerk’s office to find out if you need to provide extra copies of the documents you file </w:t>
+      </w:r>
+      <w:proofErr w:type="gramStart"/>
+      <w:r>
+        <w:rPr>
+          <w:color w:val="222222"/>
+        </w:rPr>
+        <w:t>to</w:t>
+      </w:r>
+      <w:proofErr w:type="gramEnd"/>
+      <w:r>
+        <w:rPr>
+          <w:color w:val="222222"/>
+        </w:rPr>
+        <w:t xml:space="preserve"> the Friend of the Court (FOC). Some but not all courts require FOC copies. If your court wants FOC copies, ask how they want you to provide them. Some courts may want you to label the copies “Friend of the Court” and file them along with your other documents in the clerk’s office. Other courts may require you to mail or deliver the copies to the FOC office. </w:t>
+      </w:r>
+    </w:p>
+    <w:p>
+      <w:pPr>
+        <w:spacing w:before="180" w:after="180"/>
+        <w:ind w:left="144" w:hanging="144"/>
+        <w:rPr>
+          <w:color w:val="222222"/>
+        </w:rPr>
+      </w:pPr>
+      <w:r>
+        <w:rPr>
+          <w:b/>
+          <w:bCs/>
+          <w:color w:val="222222"/>
+        </w:rPr>
+        <w:t>-</w:t>
+      </w:r>
+      <w:r>
+        <w:rPr>
+          <w:color w:val="222222"/>
+        </w:rPr>
+        <w:t xml:space="preserve">  </w:t>
+      </w:r>
+      <w:r>
+        <w:rPr>
+          <w:color w:val="222222"/>
+        </w:rPr>
+        <w:t xml:space="preserve">If you will be filing in person </w:t>
+      </w:r>
+      <w:proofErr w:type="gramStart"/>
+      <w:r>
+        <w:rPr>
+          <w:color w:val="222222"/>
+        </w:rPr>
+        <w:t>at</w:t>
+      </w:r>
+      <w:proofErr w:type="gramEnd"/>
+      <w:r>
+        <w:rPr>
+          <w:color w:val="222222"/>
+        </w:rPr>
+        <w:t xml:space="preserve"> the court, make the following copies. </w:t>
       </w:r>
       <w:r>
         <w:rPr>
@@ -5491,21 +5541,7 @@
           <w:color w:val="222222"/>
           <w:highlight w:val="white"/>
         </w:rPr>
-        <w:t xml:space="preserve"> </w:t>
-      </w:r>
-      <w:r>
-        <w:rPr>
-          <w:color w:val="222222"/>
-          <w:highlight w:val="white"/>
-        </w:rPr>
-        <w:t xml:space="preserve">not </w:t>
-      </w:r>
-      <w:r>
-        <w:rPr>
-          <w:color w:val="222222"/>
-          <w:highlight w:val="white"/>
-        </w:rPr>
-        <w:t>in “</w:t>
+        <w:t xml:space="preserve"> not in “</w:t>
       </w:r>
       <w:proofErr w:type="spellStart"/>
       <w:r>
@@ -6006,13 +6042,27 @@
         <w:rPr>
           <w:color w:val="222222"/>
         </w:rPr>
-        <w:t xml:space="preserve"> clerk will assign a case number and a judge to your case and will stamp and sign the Summons. The clerk will return copies of all the divorce papers that the court doesn’t need.</w:t>
-      </w:r>
-      <w:r>
-        <w:rPr>
-          <w:color w:val="222222"/>
-        </w:rPr>
-        <w:t xml:space="preserve">{% if </w:t>
+        <w:t xml:space="preserve"> clerk will assign a case number and a judge to your case and will stamp and sign the Summons. The clerk will return copies of all the divorce papers that the court doesn’t </w:t>
+      </w:r>
+      <w:proofErr w:type="gramStart"/>
+      <w:r>
+        <w:rPr>
+          <w:color w:val="222222"/>
+        </w:rPr>
+        <w:t>need.</w:t>
+      </w:r>
+      <w:r>
+        <w:rPr>
+          <w:color w:val="222222"/>
+        </w:rPr>
+        <w:t>{</w:t>
+      </w:r>
+      <w:proofErr w:type="gramEnd"/>
+      <w:r>
+        <w:rPr>
+          <w:color w:val="222222"/>
+        </w:rPr>
+        <w:t xml:space="preserve">% if </w:t>
       </w:r>
       <w:proofErr w:type="spellStart"/>
       <w:r>
@@ -6144,7 +6194,7 @@
           <w:highlight w:val="white"/>
         </w:rPr>
         <w:lastRenderedPageBreak/>
-        <w:t>{</w:t>
+        <w:t>{%</w:t>
       </w:r>
       <w:r>
         <w:rPr>
@@ -6158,7 +6208,7 @@
           <w:color w:val="222222"/>
           <w:highlight w:val="white"/>
         </w:rPr>
-        <w:t xml:space="preserve">% if </w:t>
+        <w:t xml:space="preserve"> if </w:t>
       </w:r>
       <w:proofErr w:type="spellStart"/>
       <w:r>

--- a/docassemble/MLHDivorceAndCustody/data/templates/instructions_divorce_with_children.docx
+++ b/docassemble/MLHDivorceAndCustody/data/templates/instructions_divorce_with_children.docx
@@ -2604,6 +2604,7 @@
           <w:color w:val="222222"/>
         </w:rPr>
       </w:pPr>
+      <w:proofErr w:type="gramStart"/>
       <w:r>
         <w:rPr>
           <w:b/>
@@ -2622,7 +2623,14 @@
         <w:rPr>
           <w:color w:val="222222"/>
         </w:rPr>
-        <w:t xml:space="preserve">If you will be filing in person </w:t>
+        <w:t>If</w:t>
+      </w:r>
+      <w:proofErr w:type="gramEnd"/>
+      <w:r>
+        <w:rPr>
+          <w:color w:val="222222"/>
+        </w:rPr>
+        <w:t xml:space="preserve"> you will be filing in person </w:t>
       </w:r>
       <w:proofErr w:type="gramStart"/>
       <w:r>
@@ -5761,6 +5769,31 @@
     </w:p>
     <w:p>
       <w:pPr>
+        <w:spacing w:after="180"/>
+      </w:pPr>
+      <w:r>
+        <w:rPr>
+          <w:color w:val="222222"/>
+        </w:rPr>
+        <w:t xml:space="preserve">{%p if </w:t>
+      </w:r>
+      <w:proofErr w:type="spellStart"/>
+      <w:r>
+        <w:rPr>
+          <w:color w:val="222222"/>
+        </w:rPr>
+        <w:t>county_choice</w:t>
+      </w:r>
+      <w:proofErr w:type="spellEnd"/>
+      <w:r>
+        <w:rPr>
+          <w:color w:val="222222"/>
+        </w:rPr>
+        <w:t xml:space="preserve"> not in “Oakland” %}</w:t>
+      </w:r>
+    </w:p>
+    <w:p>
+      <w:pPr>
         <w:spacing w:before="180" w:after="180"/>
         <w:rPr>
           <w:color w:val="222222"/>
@@ -5868,12 +5901,106 @@
         </w:rPr>
         <w:t xml:space="preserve"> the copies. {% </w:t>
       </w:r>
+      <w:r>
+        <w:rPr>
+          <w:color w:val="222222"/>
+        </w:rPr>
+        <w:t>else</w:t>
+      </w:r>
+      <w:r>
+        <w:rPr>
+          <w:color w:val="222222"/>
+        </w:rPr>
+        <w:t xml:space="preserve"> </w:t>
+      </w:r>
+      <w:proofErr w:type="gramStart"/>
+      <w:r>
+        <w:rPr>
+          <w:color w:val="222222"/>
+        </w:rPr>
+        <w:t>%}If</w:t>
+      </w:r>
+      <w:proofErr w:type="gramEnd"/>
+      <w:r>
+        <w:rPr>
+          <w:color w:val="222222"/>
+        </w:rPr>
+        <w:t xml:space="preserve"> you are filing in person at the court clerk's office, give the clerk </w:t>
+      </w:r>
+      <w:proofErr w:type="gramStart"/>
+      <w:r>
+        <w:rPr>
+          <w:color w:val="222222"/>
+        </w:rPr>
+        <w:t>all of</w:t>
+      </w:r>
+      <w:proofErr w:type="gramEnd"/>
+      <w:r>
+        <w:rPr>
+          <w:color w:val="222222"/>
+        </w:rPr>
+        <w:t xml:space="preserve"> the originals and </w:t>
+      </w:r>
+      <w:proofErr w:type="gramStart"/>
+      <w:r>
+        <w:rPr>
+          <w:color w:val="222222"/>
+        </w:rPr>
+        <w:t>all of</w:t>
+      </w:r>
+      <w:proofErr w:type="gramEnd"/>
+      <w:r>
+        <w:rPr>
+          <w:color w:val="222222"/>
+        </w:rPr>
+        <w:t xml:space="preserve"> the copies. {% endif </w:t>
+      </w:r>
+      <w:proofErr w:type="gramStart"/>
+      <w:r>
+        <w:rPr>
+          <w:color w:val="222222"/>
+        </w:rPr>
+        <w:t>%}</w:t>
+      </w:r>
+      <w:r>
+        <w:rPr>
+          <w:color w:val="222222"/>
+        </w:rPr>
+        <w:t>The</w:t>
+      </w:r>
+      <w:proofErr w:type="gramEnd"/>
+      <w:r>
+        <w:rPr>
+          <w:color w:val="222222"/>
+        </w:rPr>
+        <w:t xml:space="preserve"> clerk will assign a case number and a judge to your case and will stamp and sign the Summons. The clerk will return copies of all the divorce papers that the court doesn’t </w:t>
+      </w:r>
+      <w:proofErr w:type="gramStart"/>
+      <w:r>
+        <w:rPr>
+          <w:color w:val="222222"/>
+        </w:rPr>
+        <w:t>need.</w:t>
+      </w:r>
+      <w:r>
+        <w:rPr>
+          <w:color w:val="222222"/>
+        </w:rPr>
+        <w:t>{</w:t>
+      </w:r>
+      <w:proofErr w:type="gramEnd"/>
+      <w:r>
+        <w:rPr>
+          <w:color w:val="222222"/>
+        </w:rPr>
+        <w:t xml:space="preserve">% if </w:t>
+      </w:r>
       <w:proofErr w:type="spellStart"/>
       <w:r>
         <w:rPr>
           <w:color w:val="222222"/>
         </w:rPr>
-        <w:t>elif</w:t>
+        <w:t>county_choice</w:t>
       </w:r>
       <w:proofErr w:type="spellEnd"/>
       <w:r>
@@ -5882,196 +6009,56 @@
         </w:rPr>
         <w:t xml:space="preserve"> </w:t>
       </w:r>
+      <w:r>
+        <w:rPr>
+          <w:color w:val="222222"/>
+        </w:rPr>
+        <w:t>not in</w:t>
+      </w:r>
+      <w:r>
+        <w:rPr>
+          <w:color w:val="222222"/>
+        </w:rPr>
+        <w:t xml:space="preserve"> “</w:t>
+      </w:r>
       <w:proofErr w:type="spellStart"/>
       <w:r>
         <w:rPr>
           <w:color w:val="222222"/>
         </w:rPr>
-        <w:t>county_</w:t>
-      </w:r>
-      <w:proofErr w:type="gramStart"/>
-      <w:r>
-        <w:rPr>
-          <w:color w:val="222222"/>
-        </w:rPr>
-        <w:t>choice</w:t>
+        <w:t>Allegan</w:t>
+      </w:r>
+      <w:r>
+        <w:rPr>
+          <w:color w:val="222222"/>
+        </w:rPr>
+        <w:t>|Ingham</w:t>
+      </w:r>
+      <w:r>
+        <w:rPr>
+          <w:color w:val="222222"/>
+        </w:rPr>
+        <w:t>|Lenawee</w:t>
+      </w:r>
+      <w:r>
+        <w:rPr>
+          <w:color w:val="222222"/>
+        </w:rPr>
+        <w:t>|Oscoda</w:t>
+      </w:r>
+      <w:r>
+        <w:rPr>
+          <w:color w:val="222222"/>
+        </w:rPr>
+        <w:t>|Ottawa</w:t>
       </w:r>
       <w:proofErr w:type="spellEnd"/>
       <w:r>
         <w:rPr>
           <w:color w:val="222222"/>
         </w:rPr>
-        <w:t xml:space="preserve"> !</w:t>
-      </w:r>
-      <w:proofErr w:type="gramEnd"/>
-      <w:r>
-        <w:rPr>
-          <w:color w:val="222222"/>
-        </w:rPr>
-        <w:t>= “</w:t>
-      </w:r>
-      <w:r>
-        <w:rPr>
-          <w:color w:val="222222"/>
-        </w:rPr>
-        <w:t>Oakland</w:t>
-      </w:r>
-      <w:r>
-        <w:rPr>
-          <w:color w:val="222222"/>
-        </w:rPr>
-        <w:t xml:space="preserve">” </w:t>
-      </w:r>
-      <w:proofErr w:type="gramStart"/>
-      <w:r>
-        <w:rPr>
-          <w:color w:val="222222"/>
-        </w:rPr>
-        <w:t>%}If</w:t>
-      </w:r>
-      <w:proofErr w:type="gramEnd"/>
-      <w:r>
-        <w:rPr>
-          <w:color w:val="222222"/>
-        </w:rPr>
-        <w:t xml:space="preserve"> you are filing in person at the court clerk's office, give the clerk </w:t>
-      </w:r>
-      <w:proofErr w:type="gramStart"/>
-      <w:r>
-        <w:rPr>
-          <w:color w:val="222222"/>
-        </w:rPr>
-        <w:t>all of</w:t>
-      </w:r>
-      <w:proofErr w:type="gramEnd"/>
-      <w:r>
-        <w:rPr>
-          <w:color w:val="222222"/>
-        </w:rPr>
-        <w:t xml:space="preserve"> the originals and </w:t>
-      </w:r>
-      <w:proofErr w:type="gramStart"/>
-      <w:r>
-        <w:rPr>
-          <w:color w:val="222222"/>
-        </w:rPr>
-        <w:t>all of</w:t>
-      </w:r>
-      <w:proofErr w:type="gramEnd"/>
-      <w:r>
-        <w:rPr>
-          <w:color w:val="222222"/>
-        </w:rPr>
-        <w:t xml:space="preserve"> the copies. {% endif </w:t>
-      </w:r>
-      <w:proofErr w:type="gramStart"/>
-      <w:r>
-        <w:rPr>
-          <w:color w:val="222222"/>
-        </w:rPr>
-        <w:t>%}</w:t>
-      </w:r>
-      <w:r>
-        <w:rPr>
-          <w:color w:val="222222"/>
-        </w:rPr>
-        <w:t>{</w:t>
-      </w:r>
-      <w:proofErr w:type="gramEnd"/>
-      <w:r>
-        <w:rPr>
-          <w:color w:val="222222"/>
-        </w:rPr>
-        <w:t xml:space="preserve">% if </w:t>
-      </w:r>
-      <w:proofErr w:type="spellStart"/>
-      <w:r>
-        <w:rPr>
-          <w:color w:val="222222"/>
-        </w:rPr>
-        <w:t>county_</w:t>
-      </w:r>
-      <w:proofErr w:type="gramStart"/>
-      <w:r>
-        <w:rPr>
-          <w:color w:val="222222"/>
-        </w:rPr>
-        <w:t>choice</w:t>
-      </w:r>
-      <w:proofErr w:type="spellEnd"/>
-      <w:r>
-        <w:rPr>
-          <w:color w:val="222222"/>
-        </w:rPr>
-        <w:t xml:space="preserve"> !</w:t>
-      </w:r>
-      <w:proofErr w:type="gramEnd"/>
-      <w:r>
-        <w:rPr>
-          <w:color w:val="222222"/>
-        </w:rPr>
-        <w:t>= “</w:t>
-      </w:r>
-      <w:r>
-        <w:rPr>
-          <w:color w:val="222222"/>
-        </w:rPr>
-        <w:t>Oakland</w:t>
-      </w:r>
-      <w:r>
-        <w:rPr>
-          <w:color w:val="222222"/>
-        </w:rPr>
-        <w:t xml:space="preserve">” </w:t>
-      </w:r>
-      <w:proofErr w:type="gramStart"/>
-      <w:r>
-        <w:rPr>
-          <w:color w:val="222222"/>
-        </w:rPr>
-        <w:t>%}</w:t>
-      </w:r>
-      <w:r>
-        <w:rPr>
-          <w:color w:val="222222"/>
-        </w:rPr>
-        <w:t>The</w:t>
-      </w:r>
-      <w:proofErr w:type="gramEnd"/>
-      <w:r>
-        <w:rPr>
-          <w:color w:val="222222"/>
-        </w:rPr>
-        <w:t xml:space="preserve"> clerk will assign a case number and a judge to your case and will stamp and sign the Summons. The clerk will return copies of all the divorce papers that the court doesn’t </w:t>
-      </w:r>
-      <w:proofErr w:type="gramStart"/>
-      <w:r>
-        <w:rPr>
-          <w:color w:val="222222"/>
-        </w:rPr>
-        <w:t>need.</w:t>
-      </w:r>
-      <w:r>
-        <w:rPr>
-          <w:color w:val="222222"/>
-        </w:rPr>
-        <w:t>{</w:t>
-      </w:r>
-      <w:proofErr w:type="gramEnd"/>
-      <w:r>
-        <w:rPr>
-          <w:color w:val="222222"/>
-        </w:rPr>
-        <w:t xml:space="preserve">% if </w:t>
-      </w:r>
-      <w:proofErr w:type="spellStart"/>
-      <w:r>
-        <w:rPr>
-          <w:color w:val="222222"/>
-        </w:rPr>
-        <w:t>county_choice</w:t>
-      </w:r>
-      <w:proofErr w:type="spellEnd"/>
+        <w:t>” %}</w:t>
+      </w:r>
       <w:r>
         <w:rPr>
           <w:color w:val="222222"/>
@@ -6082,51 +6069,13 @@
         <w:rPr>
           <w:color w:val="222222"/>
         </w:rPr>
-        <w:t>not in</w:t>
-      </w:r>
-      <w:r>
-        <w:rPr>
-          <w:color w:val="222222"/>
-        </w:rPr>
-        <w:t xml:space="preserve"> “</w:t>
-      </w:r>
-      <w:proofErr w:type="spellStart"/>
-      <w:r>
-        <w:rPr>
-          <w:color w:val="222222"/>
-        </w:rPr>
-        <w:t>Allegan</w:t>
-      </w:r>
-      <w:r>
-        <w:rPr>
-          <w:color w:val="222222"/>
-        </w:rPr>
-        <w:t>|Ingham</w:t>
-      </w:r>
-      <w:r>
-        <w:rPr>
-          <w:color w:val="222222"/>
-        </w:rPr>
-        <w:t>|Lenawee</w:t>
-      </w:r>
-      <w:r>
-        <w:rPr>
-          <w:color w:val="222222"/>
-        </w:rPr>
-        <w:t>|Oscoda</w:t>
-      </w:r>
-      <w:r>
-        <w:rPr>
-          <w:color w:val="222222"/>
-        </w:rPr>
-        <w:t>|Ottawa</w:t>
-      </w:r>
-      <w:proofErr w:type="spellEnd"/>
-      <w:r>
-        <w:rPr>
-          <w:color w:val="222222"/>
-        </w:rPr>
-        <w:t>” %}</w:t>
+        <w:t>If you are e-filing or email filing, upload PDFs of each form to the e-filing platfor</w:t>
+      </w:r>
+      <w:r>
+        <w:rPr>
+          <w:color w:val="222222"/>
+        </w:rPr>
+        <w:t>m or to an email and submit it.</w:t>
       </w:r>
       <w:r>
         <w:rPr>
@@ -6138,14 +6087,37 @@
         <w:rPr>
           <w:color w:val="222222"/>
         </w:rPr>
-        <w:t>If you are e-filing or email filing, upload PDFs of each form to the e-filing platfor</w:t>
-      </w:r>
-      <w:r>
-        <w:rPr>
-          <w:color w:val="222222"/>
-        </w:rPr>
-        <w:t>m or to an email and submit it.</w:t>
-      </w:r>
+        <w:t>{% endif %</w:t>
+      </w:r>
+      <w:r>
+        <w:rPr>
+          <w:color w:val="222222"/>
+        </w:rPr>
+        <w:t>}</w:t>
+      </w:r>
+    </w:p>
+    <w:p>
+      <w:pPr>
+        <w:spacing w:before="180" w:after="180"/>
+        <w:rPr>
+          <w:color w:val="222222"/>
+        </w:rPr>
+      </w:pPr>
+      <w:r>
+        <w:rPr>
+          <w:color w:val="222222"/>
+        </w:rPr>
+        <w:lastRenderedPageBreak/>
+        <w:t xml:space="preserve">{%p </w:t>
+      </w:r>
+      <w:proofErr w:type="gramStart"/>
+      <w:r>
+        <w:rPr>
+          <w:color w:val="222222"/>
+        </w:rPr>
+        <w:t>endif %}</w:t>
+      </w:r>
+      <w:proofErr w:type="gramEnd"/>
       <w:r>
         <w:rPr>
           <w:color w:val="222222"/>
@@ -6154,32 +6126,16 @@
       </w:r>
       <w:r>
         <w:rPr>
-          <w:color w:val="222222"/>
-        </w:rPr>
-        <w:t xml:space="preserve">{% endif </w:t>
-      </w:r>
-      <w:proofErr w:type="gramStart"/>
-      <w:r>
-        <w:rPr>
-          <w:color w:val="222222"/>
-        </w:rPr>
-        <w:t>%}{</w:t>
-      </w:r>
-      <w:proofErr w:type="gramEnd"/>
-      <w:r>
-        <w:rPr>
-          <w:color w:val="222222"/>
-        </w:rPr>
-        <w:t xml:space="preserve">% </w:t>
-      </w:r>
-      <w:proofErr w:type="gramStart"/>
-      <w:r>
-        <w:rPr>
-          <w:color w:val="222222"/>
-        </w:rPr>
-        <w:t>endif %}</w:t>
-      </w:r>
-      <w:proofErr w:type="gramEnd"/>
+          <w:color w:val="BFBFBF" w:themeColor="background1" w:themeShade="BF"/>
+        </w:rPr>
+        <w:t xml:space="preserve">// </w:t>
+      </w:r>
+      <w:r>
+        <w:rPr>
+          <w:color w:val="BFBFBF" w:themeColor="background1" w:themeShade="BF"/>
+        </w:rPr>
+        <w:t>end Oakland conditional</w:t>
+      </w:r>
     </w:p>
     <w:p>
       <w:pPr>
@@ -6193,7 +6149,6 @@
           <w:color w:val="222222"/>
           <w:highlight w:val="white"/>
         </w:rPr>
-        <w:lastRenderedPageBreak/>
         <w:t>{%</w:t>
       </w:r>
       <w:r>

--- a/docassemble/MLHDivorceAndCustody/data/templates/instructions_divorce_with_children.docx
+++ b/docassemble/MLHDivorceAndCustody/data/templates/instructions_divorce_with_children.docx
@@ -2463,11 +2463,186 @@
         </w:rPr>
         <w:t xml:space="preserve">{%p </w:t>
       </w:r>
+      <w:proofErr w:type="spellStart"/>
+      <w:r>
+        <w:rPr>
+          <w:color w:val="222222"/>
+        </w:rPr>
+        <w:t>elif</w:t>
+      </w:r>
+      <w:proofErr w:type="spellEnd"/>
+      <w:r>
+        <w:rPr>
+          <w:color w:val="222222"/>
+        </w:rPr>
+        <w:t xml:space="preserve"> </w:t>
+      </w:r>
+      <w:proofErr w:type="spellStart"/>
+      <w:r>
+        <w:rPr>
+          <w:color w:val="222222"/>
+        </w:rPr>
+        <w:t>county_choice</w:t>
+      </w:r>
+      <w:proofErr w:type="spellEnd"/>
+      <w:r>
+        <w:rPr>
+          <w:color w:val="222222"/>
+        </w:rPr>
+        <w:t xml:space="preserve"> == “Oakland” %} </w:t>
+      </w:r>
+    </w:p>
+    <w:p>
+      <w:pPr>
+        <w:spacing w:before="180" w:after="180"/>
+        <w:rPr>
+          <w:color w:val="222222"/>
+        </w:rPr>
+      </w:pPr>
+      <w:r>
+        <w:rPr>
+          <w:color w:val="222222"/>
+        </w:rPr>
+        <w:t>Make one extra copy of each of the following:</w:t>
+      </w:r>
+    </w:p>
+    <w:p>
+      <w:pPr>
+        <w:numPr>
+          <w:ilvl w:val="0"/>
+          <w:numId w:val="11"/>
+        </w:numPr>
+        <w:spacing w:before="180" w:after="0"/>
+      </w:pPr>
+      <w:r>
+        <w:rPr>
+          <w:color w:val="222222"/>
+        </w:rPr>
+        <w:t>Fee Waiver Request (if needed)</w:t>
+      </w:r>
+    </w:p>
+    <w:p>
+      <w:pPr>
+        <w:numPr>
+          <w:ilvl w:val="0"/>
+          <w:numId w:val="11"/>
+        </w:numPr>
+        <w:spacing w:after="0"/>
+      </w:pPr>
+      <w:r>
+        <w:rPr>
+          <w:color w:val="222222"/>
+        </w:rPr>
+        <w:t>Summons</w:t>
+      </w:r>
+    </w:p>
+    <w:p>
+      <w:pPr>
+        <w:numPr>
+          <w:ilvl w:val="0"/>
+          <w:numId w:val="11"/>
+        </w:numPr>
+        <w:spacing w:after="0"/>
+      </w:pPr>
+      <w:r>
+        <w:rPr>
+          <w:color w:val="222222"/>
+        </w:rPr>
+        <w:lastRenderedPageBreak/>
+        <w:t xml:space="preserve">Complaint </w:t>
+      </w:r>
       <w:proofErr w:type="gramStart"/>
       <w:r>
         <w:rPr>
           <w:color w:val="222222"/>
         </w:rPr>
+        <w:t>for</w:t>
+      </w:r>
+      <w:proofErr w:type="gramEnd"/>
+      <w:r>
+        <w:rPr>
+          <w:color w:val="222222"/>
+        </w:rPr>
+        <w:t xml:space="preserve"> Divorce with Children</w:t>
+      </w:r>
+    </w:p>
+    <w:p>
+      <w:pPr>
+        <w:numPr>
+          <w:ilvl w:val="0"/>
+          <w:numId w:val="11"/>
+        </w:numPr>
+        <w:spacing w:after="0"/>
+      </w:pPr>
+      <w:r>
+        <w:rPr>
+          <w:color w:val="222222"/>
+        </w:rPr>
+        <w:t>Uniform Child Custody Jurisdiction Enforcement Act Affidavit</w:t>
+      </w:r>
+    </w:p>
+    <w:p>
+      <w:pPr>
+        <w:numPr>
+          <w:ilvl w:val="0"/>
+          <w:numId w:val="11"/>
+        </w:numPr>
+        <w:spacing w:after="0"/>
+      </w:pPr>
+      <w:r>
+        <w:rPr>
+          <w:color w:val="222222"/>
+        </w:rPr>
+        <w:t>Verified Statement</w:t>
+      </w:r>
+    </w:p>
+    <w:p>
+      <w:pPr>
+        <w:numPr>
+          <w:ilvl w:val="0"/>
+          <w:numId w:val="11"/>
+        </w:numPr>
+        <w:spacing w:after="0"/>
+      </w:pPr>
+      <w:r>
+        <w:rPr>
+          <w:color w:val="222222"/>
+        </w:rPr>
+        <w:t xml:space="preserve">Application for IV-D Child Support Services (form DHS-1201D) </w:t>
+      </w:r>
+    </w:p>
+    <w:p>
+      <w:pPr>
+        <w:spacing w:before="180" w:after="180"/>
+        <w:rPr>
+          <w:color w:val="222222"/>
+        </w:rPr>
+      </w:pPr>
+      <w:r>
+        <w:rPr>
+          <w:color w:val="222222"/>
+        </w:rPr>
+        <w:t>The copies will be for your spouse. (See Step 6.)</w:t>
+      </w:r>
+    </w:p>
+    <w:p>
+      <w:pPr>
+        <w:spacing w:before="180" w:after="180"/>
+        <w:rPr>
+          <w:color w:val="222222"/>
+        </w:rPr>
+      </w:pPr>
+      <w:r>
+        <w:rPr>
+          <w:color w:val="222222"/>
+        </w:rPr>
+        <w:t xml:space="preserve">{%p </w:t>
+      </w:r>
+      <w:proofErr w:type="gramStart"/>
+      <w:r>
+        <w:rPr>
+          <w:color w:val="222222"/>
+        </w:rPr>
         <w:t xml:space="preserve">else </w:t>
       </w:r>
       <w:r>
@@ -2477,6 +2652,42 @@
         <w:t>%}</w:t>
       </w:r>
       <w:proofErr w:type="gramEnd"/>
+      <w:r>
+        <w:rPr>
+          <w:color w:val="222222"/>
+        </w:rPr>
+        <w:t xml:space="preserve"> </w:t>
+      </w:r>
+      <w:r>
+        <w:rPr>
+          <w:color w:val="BFBFBF" w:themeColor="background1" w:themeShade="BF"/>
+        </w:rPr>
+        <w:t xml:space="preserve">// </w:t>
+      </w:r>
+      <w:r>
+        <w:rPr>
+          <w:color w:val="BFBFBF" w:themeColor="background1" w:themeShade="BF"/>
+        </w:rPr>
+        <w:t>all counties excep</w:t>
+      </w:r>
+      <w:r>
+        <w:rPr>
+          <w:color w:val="BFBFBF" w:themeColor="background1" w:themeShade="BF"/>
+        </w:rPr>
+        <w:t xml:space="preserve">t </w:t>
+      </w:r>
+      <w:r>
+        <w:rPr>
+          <w:color w:val="BFBFBF" w:themeColor="background1" w:themeShade="BF"/>
+        </w:rPr>
+        <w:t>Wayne</w:t>
+      </w:r>
+      <w:r>
+        <w:rPr>
+          <w:color w:val="BFBFBF" w:themeColor="background1" w:themeShade="BF"/>
+        </w:rPr>
+        <w:t xml:space="preserve"> and Oakland</w:t>
+      </w:r>
     </w:p>
     <w:p>
       <w:pPr>
@@ -2517,7 +2728,6 @@
         <w:rPr>
           <w:color w:val="222222"/>
         </w:rPr>
-        <w:lastRenderedPageBreak/>
         <w:t>After you sign your documents, make copies as follows: (In some counties the court clerk’s office will make the copies for you. You can call the clerk’s office ahead of time to ask whether you need to make your own copies.)</w:t>
       </w:r>
     </w:p>
@@ -2557,15 +2767,16 @@
           <w:bCs/>
           <w:color w:val="222222"/>
         </w:rPr>
-        <w:t xml:space="preserve"> - </w:t>
-      </w:r>
+        <w:t xml:space="preserve"> </w:t>
+      </w:r>
+      <w:proofErr w:type="gramStart"/>
       <w:r>
         <w:rPr>
           <w:b/>
           <w:bCs/>
           <w:color w:val="222222"/>
         </w:rPr>
-        <w:t xml:space="preserve"> </w:t>
+        <w:t xml:space="preserve">- </w:t>
       </w:r>
       <w:r>
         <w:rPr>
@@ -2573,7 +2784,24 @@
           <w:bCs/>
           <w:color w:val="222222"/>
         </w:rPr>
-        <w:t>Find out if you need Friend of the Court copies.</w:t>
+        <w:t xml:space="preserve"> </w:t>
+      </w:r>
+      <w:r>
+        <w:rPr>
+          <w:b/>
+          <w:bCs/>
+          <w:color w:val="222222"/>
+        </w:rPr>
+        <w:t>Find</w:t>
+      </w:r>
+      <w:proofErr w:type="gramEnd"/>
+      <w:r>
+        <w:rPr>
+          <w:b/>
+          <w:bCs/>
+          <w:color w:val="222222"/>
+        </w:rPr>
+        <w:t xml:space="preserve"> out if you need Friend of the Court copies.</w:t>
       </w:r>
       <w:r>
         <w:rPr>
@@ -3564,6 +3792,7 @@
         <w:rPr>
           <w:color w:val="222222"/>
         </w:rPr>
+        <w:lastRenderedPageBreak/>
         <w:t xml:space="preserve">{%p if </w:t>
       </w:r>
       <w:proofErr w:type="spellStart"/>
@@ -3643,7 +3872,37 @@
         <w:rPr>
           <w:color w:val="222222"/>
         </w:rPr>
-        <w:t xml:space="preserve"> // Wayne</w:t>
+        <w:t xml:space="preserve"> </w:t>
+      </w:r>
+      <w:r>
+        <w:rPr>
+          <w:color w:val="BFBFBF" w:themeColor="background1" w:themeShade="BF"/>
+        </w:rPr>
+        <w:t>//</w:t>
+      </w:r>
+      <w:r>
+        <w:rPr>
+          <w:color w:val="BFBFBF" w:themeColor="background1" w:themeShade="BF"/>
+        </w:rPr>
+        <w:t xml:space="preserve"> </w:t>
+      </w:r>
+      <w:r>
+        <w:rPr>
+          <w:color w:val="BFBFBF" w:themeColor="background1" w:themeShade="BF"/>
+        </w:rPr>
+        <w:t xml:space="preserve">end </w:t>
+      </w:r>
+      <w:r>
+        <w:rPr>
+          <w:color w:val="BFBFBF" w:themeColor="background1" w:themeShade="BF"/>
+        </w:rPr>
+        <w:t>Wayne</w:t>
+      </w:r>
+      <w:r>
+        <w:rPr>
+          <w:color w:val="BFBFBF" w:themeColor="background1" w:themeShade="BF"/>
+        </w:rPr>
+        <w:t>/Oakland/other conditional</w:t>
       </w:r>
     </w:p>
     <w:p>
@@ -3651,7 +3910,6 @@
         <w:pStyle w:val="Heading3"/>
       </w:pPr>
       <w:r>
-        <w:lastRenderedPageBreak/>
         <w:t>Step 5: File your forms with filing fee</w:t>
       </w:r>
     </w:p>
@@ -4082,6 +4340,7 @@
         <w:rPr>
           <w:color w:val="222222"/>
         </w:rPr>
+        <w:lastRenderedPageBreak/>
         <w:t>In-person filings are accepted Monday and Thursday ONLY, 8:00 a.m. to 12:00 p.m. and 1:00 pm to 4:00 p.m.</w:t>
       </w:r>
     </w:p>
@@ -4170,7 +4429,6 @@
         <w:rPr>
           <w:color w:val="222222"/>
         </w:rPr>
-        <w:lastRenderedPageBreak/>
         <w:t xml:space="preserve">The clerk will stamp and file your Complaint for Divorce. You will get a case </w:t>
       </w:r>
       <w:proofErr w:type="gramStart"/>
@@ -4926,6 +5184,7 @@
           <w:color w:val="222222"/>
           <w:highlight w:val="white"/>
         </w:rPr>
+        <w:lastRenderedPageBreak/>
         <w:t xml:space="preserve">If you are filing in person or need contact information for the court, click on </w:t>
       </w:r>
       <w:hyperlink r:id="rId37">
@@ -4979,7 +5238,6 @@
         <w:rPr>
           <w:color w:val="222222"/>
         </w:rPr>
-        <w:lastRenderedPageBreak/>
         <w:t>It will cost you at least $</w:t>
       </w:r>
       <w:r>
@@ -5194,6 +5452,103 @@
       <w:r>
         <w:t>Jurisdiction Enforcement Act Affidavit</w:t>
       </w:r>
+    </w:p>
+    <w:p>
+      <w:pPr>
+        <w:numPr>
+          <w:ilvl w:val="0"/>
+          <w:numId w:val="3"/>
+        </w:numPr>
+        <w:spacing w:after="0"/>
+      </w:pPr>
+      <w:r>
+        <w:rPr>
+          <w:color w:val="222222"/>
+          <w:highlight w:val="white"/>
+        </w:rPr>
+        <w:t xml:space="preserve">{%p if </w:t>
+      </w:r>
+      <w:proofErr w:type="spellStart"/>
+      <w:r>
+        <w:rPr>
+          <w:color w:val="222222"/>
+          <w:highlight w:val="white"/>
+        </w:rPr>
+        <w:t>county_choice</w:t>
+      </w:r>
+      <w:proofErr w:type="spellEnd"/>
+      <w:r>
+        <w:rPr>
+          <w:color w:val="222222"/>
+          <w:highlight w:val="white"/>
+        </w:rPr>
+        <w:t xml:space="preserve"> in “</w:t>
+      </w:r>
+      <w:proofErr w:type="spellStart"/>
+      <w:r>
+        <w:rPr>
+          <w:color w:val="222222"/>
+          <w:highlight w:val="white"/>
+        </w:rPr>
+        <w:t>Allegan|Ingham|Lenawee|</w:t>
+      </w:r>
+      <w:r>
+        <w:rPr>
+          <w:color w:val="222222"/>
+          <w:highlight w:val="white"/>
+        </w:rPr>
+        <w:t>Oakland</w:t>
+      </w:r>
+      <w:r>
+        <w:rPr>
+          <w:color w:val="222222"/>
+          <w:highlight w:val="white"/>
+        </w:rPr>
+        <w:t>|Ottawa</w:t>
+      </w:r>
+      <w:proofErr w:type="spellEnd"/>
+      <w:r>
+        <w:rPr>
+          <w:color w:val="222222"/>
+          <w:highlight w:val="white"/>
+        </w:rPr>
+        <w:t>” %}</w:t>
+      </w:r>
+    </w:p>
+    <w:p>
+      <w:pPr>
+        <w:numPr>
+          <w:ilvl w:val="0"/>
+          <w:numId w:val="3"/>
+        </w:numPr>
+        <w:spacing w:after="0"/>
+      </w:pPr>
+      <w:r>
+        <w:t>Verified Statement</w:t>
+      </w:r>
+    </w:p>
+    <w:p>
+      <w:pPr>
+        <w:numPr>
+          <w:ilvl w:val="0"/>
+          <w:numId w:val="3"/>
+        </w:numPr>
+        <w:spacing w:after="0"/>
+      </w:pPr>
+      <w:r>
+        <w:rPr>
+          <w:color w:val="222222"/>
+        </w:rPr>
+        <w:t xml:space="preserve">{%p </w:t>
+      </w:r>
+      <w:proofErr w:type="gramStart"/>
+      <w:r>
+        <w:rPr>
+          <w:color w:val="222222"/>
+        </w:rPr>
+        <w:t>endif %}</w:t>
+      </w:r>
+      <w:proofErr w:type="gramEnd"/>
     </w:p>
     <w:p>
       <w:pPr>
@@ -5514,26 +5869,27 @@
         <w:spacing w:after="0"/>
       </w:pPr>
       <w:r>
-        <w:t xml:space="preserve">Verified </w:t>
-      </w:r>
-      <w:proofErr w:type="gramStart"/>
-      <w:r>
-        <w:t>Statement</w:t>
-      </w:r>
-      <w:r>
         <w:rPr>
           <w:color w:val="222222"/>
           <w:highlight w:val="white"/>
         </w:rPr>
-        <w:t>{</w:t>
-      </w:r>
-      <w:proofErr w:type="gramEnd"/>
+        <w:t xml:space="preserve">{%p if </w:t>
+      </w:r>
+      <w:proofErr w:type="spellStart"/>
       <w:r>
         <w:rPr>
           <w:color w:val="222222"/>
           <w:highlight w:val="white"/>
         </w:rPr>
-        <w:t xml:space="preserve">% if </w:t>
+        <w:t>county_choice</w:t>
+      </w:r>
+      <w:proofErr w:type="spellEnd"/>
+      <w:r>
+        <w:rPr>
+          <w:color w:val="222222"/>
+          <w:highlight w:val="white"/>
+        </w:rPr>
+        <w:t xml:space="preserve"> not in “</w:t>
       </w:r>
       <w:proofErr w:type="spellStart"/>
       <w:r>
@@ -5541,7 +5897,21 @@
           <w:color w:val="222222"/>
           <w:highlight w:val="white"/>
         </w:rPr>
-        <w:t>county_choice</w:t>
+        <w:t>Allegan|Ingham|Lenawee|</w:t>
+      </w:r>
+      <w:r>
+        <w:rPr>
+          <w:color w:val="222222"/>
+          <w:highlight w:val="white"/>
+        </w:rPr>
+        <w:t>Oakland</w:t>
+      </w:r>
+      <w:r>
+        <w:rPr>
+          <w:color w:val="222222"/>
+          <w:highlight w:val="white"/>
+        </w:rPr>
+        <w:t>|Ottawa</w:t>
       </w:r>
       <w:proofErr w:type="spellEnd"/>
       <w:r>
@@ -5549,69 +5919,8 @@
           <w:color w:val="222222"/>
           <w:highlight w:val="white"/>
         </w:rPr>
-        <w:t xml:space="preserve"> not in “</w:t>
-      </w:r>
-      <w:proofErr w:type="spellStart"/>
-      <w:r>
-        <w:rPr>
-          <w:color w:val="222222"/>
-          <w:highlight w:val="white"/>
-        </w:rPr>
-        <w:t>Allegan|Ingham|Lenawee|</w:t>
-      </w:r>
-      <w:r>
-        <w:rPr>
-          <w:color w:val="222222"/>
-          <w:highlight w:val="white"/>
-        </w:rPr>
-        <w:t>Oakland</w:t>
-      </w:r>
-      <w:r>
-        <w:rPr>
-          <w:color w:val="222222"/>
-          <w:highlight w:val="white"/>
-        </w:rPr>
-        <w:t>|Ottawa</w:t>
-      </w:r>
-      <w:proofErr w:type="spellEnd"/>
-      <w:r>
-        <w:rPr>
-          <w:color w:val="222222"/>
-          <w:highlight w:val="white"/>
-        </w:rPr>
-        <w:t xml:space="preserve">” </w:t>
-      </w:r>
-      <w:proofErr w:type="gramStart"/>
-      <w:r>
-        <w:rPr>
-          <w:color w:val="222222"/>
-          <w:highlight w:val="white"/>
-        </w:rPr>
-        <w:t>%}</w:t>
-      </w:r>
-      <w:r>
-        <w:t>*</w:t>
-      </w:r>
-      <w:proofErr w:type="gramEnd"/>
-      <w:r>
-        <w:t> (You may need to submit this form differently. Learn more below</w:t>
-      </w:r>
-      <w:proofErr w:type="gramStart"/>
-      <w:r>
-        <w:t>.)</w:t>
-      </w:r>
-      <w:r>
-        <w:t>{</w:t>
-      </w:r>
-      <w:proofErr w:type="gramEnd"/>
-      <w:r>
-        <w:t xml:space="preserve">% </w:t>
-      </w:r>
-      <w:proofErr w:type="gramStart"/>
-      <w:r>
-        <w:t>endif %}</w:t>
-      </w:r>
-      <w:proofErr w:type="gramEnd"/>
+        <w:t>” %}</w:t>
+      </w:r>
     </w:p>
     <w:p>
       <w:pPr>
@@ -5622,24 +5931,7 @@
         <w:spacing w:after="0"/>
       </w:pPr>
       <w:r>
-        <w:rPr>
-          <w:color w:val="222222"/>
-        </w:rPr>
-        <w:t xml:space="preserve">{%p if </w:t>
-      </w:r>
-      <w:proofErr w:type="spellStart"/>
-      <w:r>
-        <w:rPr>
-          <w:color w:val="222222"/>
-        </w:rPr>
-        <w:t>county_choice</w:t>
-      </w:r>
-      <w:proofErr w:type="spellEnd"/>
-      <w:r>
-        <w:rPr>
-          <w:color w:val="222222"/>
-        </w:rPr>
-        <w:t xml:space="preserve"> == “Ingham” %}</w:t>
+        <w:t>Verified Statement* (You may need to submit this form differently. Learn more below.)</w:t>
       </w:r>
     </w:p>
     <w:p>
@@ -5651,11 +5943,19 @@
         <w:spacing w:after="0"/>
       </w:pPr>
       <w:r>
-        <w:rPr>
-          <w:color w:val="222222"/>
-        </w:rPr>
-        <w:t>Party Information Form (The clerk will give you this to complete. This form is for the court’s use only.)</w:t>
-      </w:r>
+        <w:t>{%</w:t>
+      </w:r>
+      <w:r>
+        <w:t>p</w:t>
+      </w:r>
+      <w:r>
+        <w:t xml:space="preserve"> </w:t>
+      </w:r>
+      <w:proofErr w:type="gramStart"/>
+      <w:r>
+        <w:t>endif %}</w:t>
+      </w:r>
+      <w:proofErr w:type="gramEnd"/>
     </w:p>
     <w:p>
       <w:pPr>
@@ -5669,16 +5969,22 @@
         <w:rPr>
           <w:color w:val="222222"/>
         </w:rPr>
-        <w:t xml:space="preserve">{%p </w:t>
-      </w:r>
-      <w:proofErr w:type="gramStart"/>
-      <w:r>
-        <w:rPr>
-          <w:color w:val="222222"/>
-        </w:rPr>
-        <w:t>endif %}</w:t>
-      </w:r>
-      <w:proofErr w:type="gramEnd"/>
+        <w:t xml:space="preserve">{%p if </w:t>
+      </w:r>
+      <w:proofErr w:type="spellStart"/>
+      <w:r>
+        <w:rPr>
+          <w:color w:val="222222"/>
+        </w:rPr>
+        <w:t>county_choice</w:t>
+      </w:r>
+      <w:proofErr w:type="spellEnd"/>
+      <w:r>
+        <w:rPr>
+          <w:color w:val="222222"/>
+        </w:rPr>
+        <w:t xml:space="preserve"> == “Ingham” %}</w:t>
+      </w:r>
     </w:p>
     <w:p>
       <w:pPr>
@@ -5692,21 +5998,7 @@
         <w:rPr>
           <w:color w:val="222222"/>
         </w:rPr>
-        <w:t xml:space="preserve">{%p if </w:t>
-      </w:r>
-      <w:proofErr w:type="spellStart"/>
-      <w:r>
-        <w:rPr>
-          <w:color w:val="222222"/>
-        </w:rPr>
-        <w:t>county_choice</w:t>
-      </w:r>
-      <w:proofErr w:type="spellEnd"/>
-      <w:r>
-        <w:rPr>
-          <w:color w:val="222222"/>
-        </w:rPr>
-        <w:t xml:space="preserve"> == “Oscoda” %}</w:t>
+        <w:t>Party Information Form (The clerk will give you this to complete. This form is for the court’s use only.)</w:t>
       </w:r>
     </w:p>
     <w:p>
@@ -5721,6 +6013,58 @@
         <w:rPr>
           <w:color w:val="222222"/>
         </w:rPr>
+        <w:t xml:space="preserve">{%p </w:t>
+      </w:r>
+      <w:proofErr w:type="gramStart"/>
+      <w:r>
+        <w:rPr>
+          <w:color w:val="222222"/>
+        </w:rPr>
+        <w:t>endif %}</w:t>
+      </w:r>
+      <w:proofErr w:type="gramEnd"/>
+    </w:p>
+    <w:p>
+      <w:pPr>
+        <w:numPr>
+          <w:ilvl w:val="0"/>
+          <w:numId w:val="3"/>
+        </w:numPr>
+        <w:spacing w:after="0"/>
+      </w:pPr>
+      <w:r>
+        <w:rPr>
+          <w:color w:val="222222"/>
+        </w:rPr>
+        <w:t xml:space="preserve">{%p if </w:t>
+      </w:r>
+      <w:proofErr w:type="spellStart"/>
+      <w:r>
+        <w:rPr>
+          <w:color w:val="222222"/>
+        </w:rPr>
+        <w:t>county_choice</w:t>
+      </w:r>
+      <w:proofErr w:type="spellEnd"/>
+      <w:r>
+        <w:rPr>
+          <w:color w:val="222222"/>
+        </w:rPr>
+        <w:t xml:space="preserve"> == “Oscoda” %}</w:t>
+      </w:r>
+    </w:p>
+    <w:p>
+      <w:pPr>
+        <w:numPr>
+          <w:ilvl w:val="0"/>
+          <w:numId w:val="3"/>
+        </w:numPr>
+        <w:spacing w:after="0"/>
+      </w:pPr>
+      <w:r>
+        <w:rPr>
+          <w:color w:val="222222"/>
+        </w:rPr>
         <w:t>Proof of Service</w:t>
       </w:r>
       <w:r>
@@ -5775,6 +6119,7 @@
         <w:rPr>
           <w:color w:val="222222"/>
         </w:rPr>
+        <w:lastRenderedPageBreak/>
         <w:t xml:space="preserve">{%p if </w:t>
       </w:r>
       <w:proofErr w:type="spellStart"/>
@@ -6107,7 +6452,6 @@
         <w:rPr>
           <w:color w:val="222222"/>
         </w:rPr>
-        <w:lastRenderedPageBreak/>
         <w:t xml:space="preserve">{%p </w:t>
       </w:r>
       <w:proofErr w:type="gramStart"/>
@@ -6688,6 +7032,7 @@
         <w:rPr>
           <w:color w:val="222222"/>
         </w:rPr>
+        <w:lastRenderedPageBreak/>
         <w:t>Pre-Trial Notice &amp;/or Notice of Taking Judgment (yellow form)</w:t>
       </w:r>
     </w:p>
@@ -6921,7 +7266,6 @@
         <w:rPr>
           <w:color w:val="222222"/>
         </w:rPr>
-        <w:lastRenderedPageBreak/>
         <w:t xml:space="preserve">Friend of the Court Handbook.  (Print a copy of this </w:t>
       </w:r>
       <w:hyperlink r:id="rId41" w:history="1">
